--- a/Portfolio/propuesta_agencias.docx
+++ b/Portfolio/propuesta_agencias.docx
@@ -1,5 +1,54 @@
 
-<file path=word/document.xml><?xml version="1.0" encoding="utf-8"?>
+<file path=a_check\[Content_Types].xml><?xml version="1.0" encoding="utf-8"?>
+<Types xmlns="http://schemas.openxmlformats.org/package/2006/content-types">
+  <Default ContentType="image/png" Extension="png"/>
+  <Default ContentType="image/jpeg" Extension="jpeg"/>
+  <Default ContentType="image/jpeg" Extension="jpg"/>
+  <Default ContentType="image/bmp" Extension="bmp"/>
+  <Default ContentType="image/gif" Extension="gif"/>
+  <Default ContentType="image/svg+xml" Extension="svg"/>
+  <Default ContentType="application/vnd.openxmlformats-package.relationships+xml" Extension="rels"/>
+  <Default ContentType="application/xml" Extension="xml"/>
+  <Default ContentType="application/vnd.openxmlformats-officedocument.obfuscatedFont" Extension="odttf"/>
+  <Override ContentType="application/vnd.openxmlformats-officedocument.wordprocessingml.document.main+xml" PartName="/word/document.xml"/>
+  <Override ContentType="application/vnd.openxmlformats-officedocument.wordprocessingml.styles+xml" PartName="/word/styles.xml"/>
+  <Override ContentType="application/vnd.openxmlformats-package.core-properties+xml" PartName="/docProps/core.xml"/>
+  <Override ContentType="application/vnd.openxmlformats-officedocument.custom-properties+xml" PartName="/docProps/custom.xml"/>
+  <Override ContentType="application/vnd.openxmlformats-officedocument.extended-properties+xml" PartName="/docProps/app.xml"/>
+  <Override ContentType="application/vnd.openxmlformats-officedocument.wordprocessingml.numbering+xml" PartName="/word/numbering.xml"/>
+  <Override ContentType="application/vnd.openxmlformats-officedocument.wordprocessingml.footnotes+xml" PartName="/word/footnotes.xml"/>
+  <Override ContentType="application/vnd.openxmlformats-officedocument.wordprocessingml.endnotes+xml" PartName="/word/endnotes.xml"/>
+  <Override ContentType="application/vnd.openxmlformats-officedocument.wordprocessingml.settings+xml" PartName="/word/settings.xml"/>
+  <Override ContentType="application/vnd.openxmlformats-officedocument.wordprocessingml.comments+xml" PartName="/word/comments.xml"/>
+  <Override ContentType="application/vnd.openxmlformats-officedocument.wordprocessingml.fontTable+xml" PartName="/word/fontTable.xml"/>
+  <Override ContentType="application/vnd.openxmlformats-officedocument.wordprocessingml.header+xml" PartName="/word/header1.xml"/>
+  <Override ContentType="application/vnd.openxmlformats-officedocument.wordprocessingml.footer+xml" PartName="/word/footer1.xml"/>
+</Types>
+</file>
+
+<file path=a_check\docProps\app.xml><?xml version="1.0" encoding="utf-8"?>
+<Properties xmlns="http://schemas.openxmlformats.org/officeDocument/2006/extended-properties" xmlns:vt="http://schemas.openxmlformats.org/officeDocument/2006/docPropsVTypes"/>
+</file>
+
+<file path=a_check\docProps\core.xml><?xml version="1.0" encoding="utf-8"?>
+<cp:coreProperties xmlns:cp="http://schemas.openxmlformats.org/package/2006/metadata/core-properties" xmlns:dc="http://purl.org/dc/elements/1.1/" xmlns:dcterms="http://purl.org/dc/terms/" xmlns:dcmitype="http://purl.org/dc/dcmitype/" xmlns:xsi="http://www.w3.org/2001/XMLSchema-instance">
+  <dc:creator>Un-named</dc:creator>
+  <cp:lastModifiedBy>Un-named</cp:lastModifiedBy>
+  <cp:revision>1</cp:revision>
+  <dcterms:created xsi:type="dcterms:W3CDTF">2026-04-16T12:46:51.037Z</dcterms:created>
+  <dcterms:modified xsi:type="dcterms:W3CDTF">2026-04-16T12:46:51.038Z</dcterms:modified>
+</cp:coreProperties>
+</file>
+
+<file path=a_check\docProps\custom.xml><?xml version="1.0" encoding="utf-8"?>
+<Properties xmlns="http://schemas.openxmlformats.org/officeDocument/2006/custom-properties" xmlns:vt="http://schemas.openxmlformats.org/officeDocument/2006/docPropsVTypes"/>
+</file>
+
+<file path=a_check\word\comments.xml><?xml version="1.0" encoding="utf-8"?>
+<w:comments xmlns:cx="http://schemas.microsoft.com/office/drawing/2014/chartex" xmlns:cx1="http://schemas.microsoft.com/office/drawing/2015/9/8/chartex" xmlns:cx2="http://schemas.microsoft.com/office/drawing/2015/10/21/chartex" xmlns:cx3="http://schemas.microsoft.com/office/drawing/2016/5/9/chartex" xmlns:cx4="http://schemas.microsoft.com/office/drawing/2016/5/10/chartex" xmlns:cx5="http://schemas.microsoft.com/office/drawing/2016/5/11/chartex" xmlns:cx6="http://schemas.microsoft.com/office/drawing/2016/5/12/chartex" xmlns:cx7="http://schemas.microsoft.com/office/drawing/2016/5/13/chartex" xmlns:cx8="http://schemas.microsoft.com/office/drawing/2016/5/14/chartex" xmlns:mc="http://schemas.openxmlformats.org/markup-compatibility/2006" xmlns:aink="http://schemas.microsoft.com/office/drawing/2016/ink" xmlns:am3d="http://schemas.microsoft.com/office/drawing/2017/model3d" xmlns:o="urn:schemas-microsoft-com:office:office" xmlns:r="http://schemas.openxmlformats.org/officeDocument/2006/relationships" xmlns:m="http://schemas.openxmlformats.org/officeDocument/2006/math" xmlns:v="urn:schemas-microsoft-com:vml" xmlns:wp14="http://schemas.microsoft.com/office/word/2010/wordprocessingDrawing" xmlns:wp="http://schemas.openxmlformats.org/drawingml/2006/wordprocessingDrawing" xmlns:w10="urn:schemas-microsoft-com:office:word" xmlns:w="http://schemas.openxmlformats.org/wordprocessingml/2006/main" xmlns:w14="http://schemas.microsoft.com/office/word/2010/wordml" xmlns:w15="http://schemas.microsoft.com/office/word/2012/wordml" xmlns:w16cex="http://schemas.microsoft.com/office/word/2018/wordml/cex" xmlns:w16cid="http://schemas.microsoft.com/office/word/2016/wordml/cid" xmlns:w16="http://schemas.microsoft.com/office/word/2018/wordml" xmlns:w16sdtdh="http://schemas.microsoft.com/office/word/2020/wordml/sdtdatahash" xmlns:w16se="http://schemas.microsoft.com/office/word/2015/wordml/symex" xmlns:wpg="http://schemas.microsoft.com/office/word/2010/wordprocessingGroup" xmlns:wpi="http://schemas.microsoft.com/office/word/2010/wordprocessingInk" xmlns:wne="http://schemas.microsoft.com/office/word/2006/wordml" xmlns:wps="http://schemas.microsoft.com/office/word/2010/wordprocessingShape"/>
+</file>
+
+<file path=a_check\word\document.xml><?xml version="1.0" encoding="utf-8"?>
 <w:document xmlns:wpc="http://schemas.microsoft.com/office/word/2010/wordprocessingCanvas" xmlns:mc="http://schemas.openxmlformats.org/markup-compatibility/2006" xmlns:o="urn:schemas-microsoft-com:office:office" xmlns:r="http://schemas.openxmlformats.org/officeDocument/2006/relationships" xmlns:m="http://schemas.openxmlformats.org/officeDocument/2006/math" xmlns:v="urn:schemas-microsoft-com:vml" xmlns:wp14="http://schemas.microsoft.com/office/word/2010/wordprocessingDrawing" xmlns:wp="http://schemas.openxmlformats.org/drawingml/2006/wordprocessingDrawing" xmlns:w10="urn:schemas-microsoft-com:office:word" xmlns:w="http://schemas.openxmlformats.org/wordprocessingml/2006/main" xmlns:w14="http://schemas.microsoft.com/office/word/2010/wordml" xmlns:w15="http://schemas.microsoft.com/office/word/2012/wordml" xmlns:wpg="http://schemas.microsoft.com/office/word/2010/wordprocessingGroup" xmlns:wpi="http://schemas.microsoft.com/office/word/2010/wordprocessingInk" xmlns:wne="http://schemas.microsoft.com/office/word/2006/wordml" xmlns:wps="http://schemas.microsoft.com/office/word/2010/wordprocessingShape" xmlns:cx="http://schemas.microsoft.com/office/drawing/2014/chartex" xmlns:cx1="http://schemas.microsoft.com/office/drawing/2015/9/8/chartex" xmlns:cx2="http://schemas.microsoft.com/office/drawing/2015/10/21/chartex" xmlns:cx3="http://schemas.microsoft.com/office/drawing/2016/5/9/chartex" xmlns:cx4="http://schemas.microsoft.com/office/drawing/2016/5/10/chartex" xmlns:cx5="http://schemas.microsoft.com/office/drawing/2016/5/11/chartex" xmlns:cx6="http://schemas.microsoft.com/office/drawing/2016/5/12/chartex" xmlns:cx7="http://schemas.microsoft.com/office/drawing/2016/5/13/chartex" xmlns:cx8="http://schemas.microsoft.com/office/drawing/2016/5/14/chartex" xmlns:aink="http://schemas.microsoft.com/office/drawing/2016/ink" xmlns:am3d="http://schemas.microsoft.com/office/drawing/2017/model3d" xmlns:w16cex="http://schemas.microsoft.com/office/word/2018/wordml/cex" xmlns:w16cid="http://schemas.microsoft.com/office/word/2016/wordml/cid" xmlns:w16="http://schemas.microsoft.com/office/word/2018/wordml" xmlns:w16sdtdh="http://schemas.microsoft.com/office/word/2020/wordml/sdtdatahash" xmlns:w16se="http://schemas.microsoft.com/office/word/2015/wordml/symex" mc:Ignorable="w14 w15 wp14">
   <w:body>
     <w:p>
@@ -130,7 +179,7 @@
           <w:sz w:val="22"/>
           <w:szCs w:val="22"/>
         </w:rPr>
-        <w:t xml:space="preserve">Puedo operar como tu especialista de Email Marketing para los clientes que lo necesiten, de manera coordinada y bajo los lineamientos de tu agencia. Me integro al flujo de trabajo existente, aportando tanto en la estrategia como en la relación con el cliente, y te mantengo informada en cada etapa.</w:t>
+        <w:t xml:space="preserve">Si tenés clientes que necesitan email marketing y no lo estás cubriendo, puedo ser tu especialista externa. Trabajo de forma coordinada, bajo los lineamientos de tu agencia y sin interferir en la relación que ya construiste con tu cliente. Me integro a tu flujo de trabajo aportando tanto en estrategia como en ejecución.</w:t>
       </w:r>
     </w:p>
     <w:p>
@@ -653,7 +702,7 @@
                 <w:sz w:val="22"/>
                 <w:szCs w:val="22"/>
               </w:rPr>
-              <w:t xml:space="preserve">Me presentás el cliente</w:t>
+              <w:t xml:space="preserve">Nos conocemos</w:t>
             </w:r>
           </w:p>
           <w:p>
@@ -667,7 +716,7 @@
                 <w:sz w:val="22"/>
                 <w:szCs w:val="22"/>
               </w:rPr>
-              <w:t xml:space="preserve">Compartís el contexto: industria, base de contactos, objetivos. Evaluamos juntos el alcance del trabajo.</w:t>
+              <w:t xml:space="preserve">Compartís el contexto: industria, base de contactos, objetivos y necesidades del cliente.</w:t>
             </w:r>
           </w:p>
         </w:tc>
@@ -734,7 +783,7 @@
                 <w:sz w:val="22"/>
                 <w:szCs w:val="22"/>
               </w:rPr>
-              <w:t xml:space="preserve">Propongo un esquema</w:t>
+              <w:t xml:space="preserve">Diseñamos el plan</w:t>
             </w:r>
           </w:p>
           <w:p>
@@ -815,7 +864,7 @@
                 <w:sz w:val="22"/>
                 <w:szCs w:val="22"/>
               </w:rPr>
-              <w:t xml:space="preserve">Ejecuto de forma integrada</w:t>
+              <w:t xml:space="preserve">Ejecutamos y medimos</w:t>
             </w:r>
           </w:p>
           <w:p>
@@ -829,7 +878,7 @@
                 <w:sz w:val="22"/>
                 <w:szCs w:val="22"/>
               </w:rPr>
-              <w:t xml:space="preserve">Me coordino con tu agencia, opero con foco en resultados y te mantengo informada en cada etapa.</w:t>
+              <w:t xml:space="preserve">Me coordino con tu agencia, ejecuto con foco en resultados y te mantengo informada con reportes en cada etapa.</w:t>
             </w:r>
           </w:p>
         </w:tc>
@@ -1221,11 +1270,7 @@
 </w:document>
 </file>
 
-<file path=word/comments.xml><?xml version="1.0" encoding="utf-8"?>
-<w:comments xmlns:cx="http://schemas.microsoft.com/office/drawing/2014/chartex" xmlns:cx1="http://schemas.microsoft.com/office/drawing/2015/9/8/chartex" xmlns:cx2="http://schemas.microsoft.com/office/drawing/2015/10/21/chartex" xmlns:cx3="http://schemas.microsoft.com/office/drawing/2016/5/9/chartex" xmlns:cx4="http://schemas.microsoft.com/office/drawing/2016/5/10/chartex" xmlns:cx5="http://schemas.microsoft.com/office/drawing/2016/5/11/chartex" xmlns:cx6="http://schemas.microsoft.com/office/drawing/2016/5/12/chartex" xmlns:cx7="http://schemas.microsoft.com/office/drawing/2016/5/13/chartex" xmlns:cx8="http://schemas.microsoft.com/office/drawing/2016/5/14/chartex" xmlns:mc="http://schemas.openxmlformats.org/markup-compatibility/2006" xmlns:aink="http://schemas.microsoft.com/office/drawing/2016/ink" xmlns:am3d="http://schemas.microsoft.com/office/drawing/2017/model3d" xmlns:o="urn:schemas-microsoft-com:office:office" xmlns:r="http://schemas.openxmlformats.org/officeDocument/2006/relationships" xmlns:m="http://schemas.openxmlformats.org/officeDocument/2006/math" xmlns:v="urn:schemas-microsoft-com:vml" xmlns:wp14="http://schemas.microsoft.com/office/word/2010/wordprocessingDrawing" xmlns:wp="http://schemas.openxmlformats.org/drawingml/2006/wordprocessingDrawing" xmlns:w10="urn:schemas-microsoft-com:office:word" xmlns:w="http://schemas.openxmlformats.org/wordprocessingml/2006/main" xmlns:w14="http://schemas.microsoft.com/office/word/2010/wordml" xmlns:w15="http://schemas.microsoft.com/office/word/2012/wordml" xmlns:w16cex="http://schemas.microsoft.com/office/word/2018/wordml/cex" xmlns:w16cid="http://schemas.microsoft.com/office/word/2016/wordml/cid" xmlns:w16="http://schemas.microsoft.com/office/word/2018/wordml" xmlns:w16sdtdh="http://schemas.microsoft.com/office/word/2020/wordml/sdtdatahash" xmlns:w16se="http://schemas.microsoft.com/office/word/2015/wordml/symex" xmlns:wpg="http://schemas.microsoft.com/office/word/2010/wordprocessingGroup" xmlns:wpi="http://schemas.microsoft.com/office/word/2010/wordprocessingInk" xmlns:wne="http://schemas.microsoft.com/office/word/2006/wordml" xmlns:wps="http://schemas.microsoft.com/office/word/2010/wordprocessingShape"/>
-</file>
-
-<file path=word/endnotes.xml><?xml version="1.0" encoding="utf-8"?>
+<file path=a_check\word\endnotes.xml><?xml version="1.0" encoding="utf-8"?>
 <w:endnotes xmlns:wpc="http://schemas.microsoft.com/office/word/2010/wordprocessingCanvas" xmlns:mc="http://schemas.openxmlformats.org/markup-compatibility/2006" xmlns:o="urn:schemas-microsoft-com:office:office" xmlns:r="http://schemas.openxmlformats.org/officeDocument/2006/relationships" xmlns:m="http://schemas.openxmlformats.org/officeDocument/2006/math" xmlns:v="urn:schemas-microsoft-com:vml" xmlns:wp14="http://schemas.microsoft.com/office/word/2010/wordprocessingDrawing" xmlns:wp="http://schemas.openxmlformats.org/drawingml/2006/wordprocessingDrawing" xmlns:w10="urn:schemas-microsoft-com:office:word" xmlns:w="http://schemas.openxmlformats.org/wordprocessingml/2006/main" xmlns:w14="http://schemas.microsoft.com/office/word/2010/wordml" xmlns:w15="http://schemas.microsoft.com/office/word/2012/wordml" xmlns:wpg="http://schemas.microsoft.com/office/word/2010/wordprocessingGroup" xmlns:wpi="http://schemas.microsoft.com/office/word/2010/wordprocessingInk" xmlns:wne="http://schemas.microsoft.com/office/word/2006/wordml" xmlns:wps="http://schemas.microsoft.com/office/word/2010/wordprocessingShape" mc:Ignorable="w14 w15 wp14">
   <w:endnote w:type="separator" w:id="-1">
     <w:p>
@@ -1262,7 +1307,11 @@
 </w:endnotes>
 </file>
 
-<file path=word/footer1.xml><?xml version="1.0" encoding="utf-8"?>
+<file path=a_check\word\fontTable.xml><?xml version="1.0" encoding="utf-8"?>
+<w:fonts xmlns:mc="http://schemas.openxmlformats.org/markup-compatibility/2006" xmlns:r="http://schemas.openxmlformats.org/officeDocument/2006/relationships" xmlns:w="http://schemas.openxmlformats.org/wordprocessingml/2006/main" xmlns:w14="http://schemas.microsoft.com/office/word/2010/wordml" xmlns:w15="http://schemas.microsoft.com/office/word/2012/wordml" xmlns:w16cex="http://schemas.microsoft.com/office/word/2018/wordml/cex" xmlns:w16cid="http://schemas.microsoft.com/office/word/2016/wordml/cid" xmlns:w16="http://schemas.microsoft.com/office/word/2018/wordml" xmlns:w16sdtdh="http://schemas.microsoft.com/office/word/2020/wordml/sdtdatahash" xmlns:w16se="http://schemas.microsoft.com/office/word/2015/wordml/symex" mc:Ignorable="w14 w15 w16se w16cid w16 w16cex w16sdtdh"/>
+</file>
+
+<file path=a_check\word\footer1.xml><?xml version="1.0" encoding="utf-8"?>
 <w:ftr xmlns:wpc="http://schemas.microsoft.com/office/word/2010/wordprocessingCanvas" xmlns:mc="http://schemas.openxmlformats.org/markup-compatibility/2006" xmlns:o="urn:schemas-microsoft-com:office:office" xmlns:r="http://schemas.openxmlformats.org/officeDocument/2006/relationships" xmlns:m="http://schemas.openxmlformats.org/officeDocument/2006/math" xmlns:v="urn:schemas-microsoft-com:vml" xmlns:wp14="http://schemas.microsoft.com/office/word/2010/wordprocessingDrawing" xmlns:wp="http://schemas.openxmlformats.org/drawingml/2006/wordprocessingDrawing" xmlns:w10="urn:schemas-microsoft-com:office:word" xmlns:w="http://schemas.openxmlformats.org/wordprocessingml/2006/main" xmlns:w14="http://schemas.microsoft.com/office/word/2010/wordml" xmlns:w15="http://schemas.microsoft.com/office/word/2012/wordml" xmlns:wpg="http://schemas.microsoft.com/office/word/2010/wordprocessingGroup" xmlns:wpi="http://schemas.microsoft.com/office/word/2010/wordprocessingInk" xmlns:wne="http://schemas.microsoft.com/office/word/2006/wordml" xmlns:wps="http://schemas.microsoft.com/office/word/2010/wordprocessingShape">
   <w:p>
     <w:pPr>
@@ -1295,7 +1344,7 @@
 </w:ftr>
 </file>
 
-<file path=word/footnotes.xml><?xml version="1.0" encoding="utf-8"?>
+<file path=a_check\word\footnotes.xml><?xml version="1.0" encoding="utf-8"?>
 <w:footnotes xmlns:wpc="http://schemas.microsoft.com/office/word/2010/wordprocessingCanvas" xmlns:mc="http://schemas.openxmlformats.org/markup-compatibility/2006" xmlns:o="urn:schemas-microsoft-com:office:office" xmlns:r="http://schemas.openxmlformats.org/officeDocument/2006/relationships" xmlns:m="http://schemas.openxmlformats.org/officeDocument/2006/math" xmlns:v="urn:schemas-microsoft-com:vml" xmlns:wp14="http://schemas.microsoft.com/office/word/2010/wordprocessingDrawing" xmlns:wp="http://schemas.openxmlformats.org/drawingml/2006/wordprocessingDrawing" xmlns:w10="urn:schemas-microsoft-com:office:word" xmlns:w="http://schemas.openxmlformats.org/wordprocessingml/2006/main" xmlns:w14="http://schemas.microsoft.com/office/word/2010/wordml" xmlns:w15="http://schemas.microsoft.com/office/word/2012/wordml" xmlns:wpg="http://schemas.microsoft.com/office/word/2010/wordprocessingGroup" xmlns:wpi="http://schemas.microsoft.com/office/word/2010/wordprocessingInk" xmlns:wne="http://schemas.microsoft.com/office/word/2006/wordml" xmlns:wps="http://schemas.microsoft.com/office/word/2010/wordprocessingShape" mc:Ignorable="w14 w15 wp14">
   <w:footnote w:type="separator" w:id="-1">
     <w:p>
@@ -1332,7 +1381,7 @@
 </w:footnotes>
 </file>
 
-<file path=word/header1.xml><?xml version="1.0" encoding="utf-8"?>
+<file path=a_check\word\header1.xml><?xml version="1.0" encoding="utf-8"?>
 <w:hdr xmlns:wpc="http://schemas.microsoft.com/office/word/2010/wordprocessingCanvas" xmlns:mc="http://schemas.openxmlformats.org/markup-compatibility/2006" xmlns:o="urn:schemas-microsoft-com:office:office" xmlns:r="http://schemas.openxmlformats.org/officeDocument/2006/relationships" xmlns:m="http://schemas.openxmlformats.org/officeDocument/2006/math" xmlns:v="urn:schemas-microsoft-com:vml" xmlns:wp14="http://schemas.microsoft.com/office/word/2010/wordprocessingDrawing" xmlns:wp="http://schemas.openxmlformats.org/drawingml/2006/wordprocessingDrawing" xmlns:w10="urn:schemas-microsoft-com:office:word" xmlns:w="http://schemas.openxmlformats.org/wordprocessingml/2006/main" xmlns:w14="http://schemas.microsoft.com/office/word/2010/wordml" xmlns:w15="http://schemas.microsoft.com/office/word/2012/wordml" xmlns:wpg="http://schemas.microsoft.com/office/word/2010/wordprocessingGroup" xmlns:wpi="http://schemas.microsoft.com/office/word/2010/wordprocessingInk" xmlns:wne="http://schemas.microsoft.com/office/word/2006/wordml" xmlns:wps="http://schemas.microsoft.com/office/word/2010/wordprocessingShape" xmlns:cx="http://schemas.microsoft.com/office/drawing/2014/chartex" xmlns:cx1="http://schemas.microsoft.com/office/drawing/2015/9/8/chartex" xmlns:cx2="http://schemas.microsoft.com/office/drawing/2015/10/21/chartex" xmlns:cx3="http://schemas.microsoft.com/office/drawing/2016/5/9/chartex" xmlns:cx4="http://schemas.microsoft.com/office/drawing/2016/5/10/chartex" xmlns:cx5="http://schemas.microsoft.com/office/drawing/2016/5/11/chartex" xmlns:cx6="http://schemas.microsoft.com/office/drawing/2016/5/12/chartex" xmlns:cx7="http://schemas.microsoft.com/office/drawing/2016/5/13/chartex" xmlns:cx8="http://schemas.microsoft.com/office/drawing/2016/5/14/chartex" xmlns:w16cid="http://schemas.microsoft.com/office/word/2016/wordml/cid" xmlns:w16se="http://schemas.microsoft.com/office/word/2015/wordml/symex">
   <w:p>
     <w:pPr>
@@ -1365,7 +1414,7 @@
 </w:hdr>
 </file>
 
-<file path=word/numbering.xml><?xml version="1.0" encoding="utf-8"?>
+<file path=a_check\word\numbering.xml><?xml version="1.0" encoding="utf-8"?>
 <w:numbering xmlns:wpc="http://schemas.microsoft.com/office/word/2010/wordprocessingCanvas" xmlns:mc="http://schemas.openxmlformats.org/markup-compatibility/2006" xmlns:o="urn:schemas-microsoft-com:office:office" xmlns:r="http://schemas.openxmlformats.org/officeDocument/2006/relationships" xmlns:m="http://schemas.openxmlformats.org/officeDocument/2006/math" xmlns:v="urn:schemas-microsoft-com:vml" xmlns:wp14="http://schemas.microsoft.com/office/word/2010/wordprocessingDrawing" xmlns:wp="http://schemas.openxmlformats.org/drawingml/2006/wordprocessingDrawing" xmlns:w10="urn:schemas-microsoft-com:office:word" xmlns:w="http://schemas.openxmlformats.org/wordprocessingml/2006/main" xmlns:w14="http://schemas.microsoft.com/office/word/2010/wordml" xmlns:w15="http://schemas.microsoft.com/office/word/2012/wordml" xmlns:wpg="http://schemas.microsoft.com/office/word/2010/wordprocessingGroup" xmlns:wpi="http://schemas.microsoft.com/office/word/2010/wordprocessingInk" xmlns:wne="http://schemas.microsoft.com/office/word/2006/wordml" xmlns:wps="http://schemas.microsoft.com/office/word/2010/wordprocessingShape" mc:Ignorable="w14 w15 wp14">
   <w:abstractNum w:abstractNumId="1" w15:restartNumberingAfterBreak="0">
     <w:multiLevelType w:val="hybridMultilevel"/>
@@ -1481,7 +1530,1711 @@
 </w:numbering>
 </file>
 
-<file path=word/styles.xml><?xml version="1.0" encoding="utf-8"?>
+<file path=a_check\word\settings.xml><?xml version="1.0" encoding="utf-8"?>
+<w:settings xmlns:wpc="http://schemas.microsoft.com/office/word/2010/wordprocessingCanvas" xmlns:mc="http://schemas.openxmlformats.org/markup-compatibility/2006" xmlns:o="urn:schemas-microsoft-com:office:office" xmlns:r="http://schemas.openxmlformats.org/officeDocument/2006/relationships" xmlns:m="http://schemas.openxmlformats.org/officeDocument/2006/math" xmlns:v="urn:schemas-microsoft-com:vml" xmlns:wp14="http://schemas.microsoft.com/office/word/2010/wordprocessingDrawing" xmlns:wp="http://schemas.openxmlformats.org/drawingml/2006/wordprocessingDrawing" xmlns:w10="urn:schemas-microsoft-com:office:word" xmlns:w="http://schemas.openxmlformats.org/wordprocessingml/2006/main" xmlns:w14="http://schemas.microsoft.com/office/word/2010/wordml" xmlns:w15="http://schemas.microsoft.com/office/word/2012/wordml" xmlns:wpg="http://schemas.microsoft.com/office/word/2010/wordprocessingGroup" xmlns:wpi="http://schemas.microsoft.com/office/word/2010/wordprocessingInk" xmlns:wne="http://schemas.microsoft.com/office/word/2006/wordml" xmlns:wps="http://schemas.microsoft.com/office/word/2010/wordprocessingShape" mc:Ignorable="w14 w15 wp14">
+  <w:displayBackgroundShape/>
+  <w:evenAndOddHeaders w:val="false"/>
+  <w:compat>
+    <w:compatSetting w:val="15" w:name="compatibilityMode" w:uri="http://schemas.microsoft.com/office/word"/>
+  </w:compat>
+</w:settings>
+</file>
+
+<file path=a_check\word\styles.xml><?xml version="1.0" encoding="utf-8"?>
+<w:styles xmlns:mc="http://schemas.openxmlformats.org/markup-compatibility/2006" xmlns:r="http://schemas.openxmlformats.org/officeDocument/2006/relationships" xmlns:w="http://schemas.openxmlformats.org/wordprocessingml/2006/main" xmlns:w14="http://schemas.microsoft.com/office/word/2010/wordml" xmlns:w15="http://schemas.microsoft.com/office/word/2012/wordml" mc:Ignorable="w14 w15">
+  <w:docDefaults>
+    <w:rPrDefault/>
+    <w:pPrDefault/>
+  </w:docDefaults>
+  <w:style w:type="paragraph" w:styleId="Title">
+    <w:name w:val="Title"/>
+    <w:basedOn w:val="Normal"/>
+    <w:next w:val="Normal"/>
+    <w:qFormat/>
+    <w:rPr>
+      <w:sz w:val="56"/>
+      <w:szCs w:val="56"/>
+    </w:rPr>
+  </w:style>
+  <w:style w:type="paragraph" w:styleId="Heading1">
+    <w:name w:val="Heading 1"/>
+    <w:basedOn w:val="Normal"/>
+    <w:next w:val="Normal"/>
+    <w:qFormat/>
+    <w:rPr>
+      <w:color w:val="2E74B5"/>
+      <w:sz w:val="32"/>
+      <w:szCs w:val="32"/>
+    </w:rPr>
+  </w:style>
+  <w:style w:type="paragraph" w:styleId="Heading2">
+    <w:name w:val="Heading 2"/>
+    <w:basedOn w:val="Normal"/>
+    <w:next w:val="Normal"/>
+    <w:qFormat/>
+    <w:rPr>
+      <w:color w:val="2E74B5"/>
+      <w:sz w:val="26"/>
+      <w:szCs w:val="26"/>
+    </w:rPr>
+  </w:style>
+  <w:style w:type="paragraph" w:styleId="Heading3">
+    <w:name w:val="Heading 3"/>
+    <w:basedOn w:val="Normal"/>
+    <w:next w:val="Normal"/>
+    <w:qFormat/>
+    <w:rPr>
+      <w:color w:val="1F4D78"/>
+      <w:sz w:val="24"/>
+      <w:szCs w:val="24"/>
+    </w:rPr>
+  </w:style>
+  <w:style w:type="paragraph" w:styleId="Heading4">
+    <w:name w:val="Heading 4"/>
+    <w:basedOn w:val="Normal"/>
+    <w:next w:val="Normal"/>
+    <w:qFormat/>
+    <w:rPr>
+      <w:i/>
+      <w:iCs/>
+      <w:color w:val="2E74B5"/>
+    </w:rPr>
+  </w:style>
+  <w:style w:type="paragraph" w:styleId="Heading5">
+    <w:name w:val="Heading 5"/>
+    <w:basedOn w:val="Normal"/>
+    <w:next w:val="Normal"/>
+    <w:qFormat/>
+    <w:rPr>
+      <w:color w:val="2E74B5"/>
+    </w:rPr>
+  </w:style>
+  <w:style w:type="paragraph" w:styleId="Heading6">
+    <w:name w:val="Heading 6"/>
+    <w:basedOn w:val="Normal"/>
+    <w:next w:val="Normal"/>
+    <w:qFormat/>
+    <w:rPr>
+      <w:color w:val="1F4D78"/>
+    </w:rPr>
+  </w:style>
+  <w:style w:type="paragraph" w:styleId="Strong">
+    <w:name w:val="Strong"/>
+    <w:basedOn w:val="Normal"/>
+    <w:next w:val="Normal"/>
+    <w:qFormat/>
+    <w:rPr>
+      <w:b/>
+      <w:bCs/>
+    </w:rPr>
+  </w:style>
+  <w:style w:type="paragraph" w:styleId="ListParagraph">
+    <w:name w:val="List Paragraph"/>
+    <w:basedOn w:val="Normal"/>
+    <w:qFormat/>
+  </w:style>
+  <w:style w:type="character" w:styleId="Hyperlink">
+    <w:name w:val="Hyperlink"/>
+    <w:basedOn w:val="DefaultParagraphFont"/>
+    <w:uiPriority w:val="99"/>
+    <w:unhideWhenUsed/>
+    <w:rPr>
+      <w:color w:val="0563C1"/>
+      <w:u w:val="single"/>
+    </w:rPr>
+  </w:style>
+  <w:style w:type="character" w:styleId="FootnoteReference">
+    <w:name w:val="footnote reference"/>
+    <w:basedOn w:val="DefaultParagraphFont"/>
+    <w:uiPriority w:val="99"/>
+    <w:semiHidden/>
+    <w:unhideWhenUsed/>
+    <w:rPr>
+      <w:vertAlign w:val="superscript"/>
+    </w:rPr>
+  </w:style>
+  <w:style w:type="paragraph" w:styleId="FootnoteText">
+    <w:name w:val="footnote text"/>
+    <w:basedOn w:val="Normal"/>
+    <w:link w:val="FootnoteTextChar"/>
+    <w:uiPriority w:val="99"/>
+    <w:semiHidden/>
+    <w:unhideWhenUsed/>
+    <w:pPr>
+      <w:spacing w:after="0" w:line="240" w:lineRule="auto"/>
+    </w:pPr>
+    <w:rPr>
+      <w:sz w:val="20"/>
+      <w:szCs w:val="20"/>
+    </w:rPr>
+  </w:style>
+  <w:style w:type="character" w:styleId="FootnoteTextChar">
+    <w:name w:val="Footnote Text Char"/>
+    <w:basedOn w:val="DefaultParagraphFont"/>
+    <w:link w:val="FootnoteText"/>
+    <w:uiPriority w:val="99"/>
+    <w:semiHidden/>
+    <w:unhideWhenUsed/>
+    <w:rPr>
+      <w:sz w:val="20"/>
+      <w:szCs w:val="20"/>
+    </w:rPr>
+  </w:style>
+  <w:style w:type="character" w:styleId="EndnoteReference">
+    <w:name w:val="endnote reference"/>
+    <w:basedOn w:val="DefaultParagraphFont"/>
+    <w:uiPriority w:val="99"/>
+    <w:semiHidden/>
+    <w:unhideWhenUsed/>
+    <w:rPr>
+      <w:vertAlign w:val="superscript"/>
+    </w:rPr>
+  </w:style>
+  <w:style w:type="paragraph" w:styleId="EndnoteText">
+    <w:name w:val="endnote text"/>
+    <w:basedOn w:val="Normal"/>
+    <w:link w:val="EndnoteTextChar"/>
+    <w:uiPriority w:val="99"/>
+    <w:semiHidden/>
+    <w:unhideWhenUsed/>
+    <w:pPr>
+      <w:spacing w:after="0" w:line="240" w:lineRule="auto"/>
+    </w:pPr>
+    <w:rPr>
+      <w:sz w:val="20"/>
+      <w:szCs w:val="20"/>
+    </w:rPr>
+  </w:style>
+  <w:style w:type="character" w:styleId="EndnoteTextChar">
+    <w:name w:val="Endnote Text Char"/>
+    <w:basedOn w:val="DefaultParagraphFont"/>
+    <w:link w:val="EndnoteText"/>
+    <w:uiPriority w:val="99"/>
+    <w:semiHidden/>
+    <w:unhideWhenUsed/>
+    <w:rPr>
+      <w:sz w:val="20"/>
+      <w:szCs w:val="20"/>
+    </w:rPr>
+  </w:style>
+</w:styles>
+</file>
+
+<file path=docProps\app.xml><?xml version="1.0" encoding="utf-8"?>
+<Properties xmlns="http://schemas.openxmlformats.org/officeDocument/2006/extended-properties" xmlns:vt="http://schemas.openxmlformats.org/officeDocument/2006/docPropsVTypes"/>
+</file>
+
+<file path=docProps\core.xml><?xml version="1.0" encoding="utf-8"?>
+<cp:coreProperties xmlns:cp="http://schemas.openxmlformats.org/package/2006/metadata/core-properties" xmlns:dc="http://purl.org/dc/elements/1.1/" xmlns:dcterms="http://purl.org/dc/terms/" xmlns:dcmitype="http://purl.org/dc/dcmitype/" xmlns:xsi="http://www.w3.org/2001/XMLSchema-instance">
+  <dc:creator>Un-named</dc:creator>
+  <cp:lastModifiedBy>Un-named</cp:lastModifiedBy>
+  <cp:revision>1</cp:revision>
+  <dcterms:created xsi:type="dcterms:W3CDTF">2026-04-16T12:46:51.037Z</dcterms:created>
+  <dcterms:modified xsi:type="dcterms:W3CDTF">2026-04-16T12:46:51.038Z</dcterms:modified>
+</cp:coreProperties>
+</file>
+
+<file path=docProps\custom.xml><?xml version="1.0" encoding="utf-8"?>
+<Properties xmlns="http://schemas.openxmlformats.org/officeDocument/2006/custom-properties" xmlns:vt="http://schemas.openxmlformats.org/officeDocument/2006/docPropsVTypes"/>
+</file>
+
+<file path=word\comments.xml><?xml version="1.0" encoding="utf-8"?>
+<w:comments xmlns:cx="http://schemas.microsoft.com/office/drawing/2014/chartex" xmlns:cx1="http://schemas.microsoft.com/office/drawing/2015/9/8/chartex" xmlns:cx2="http://schemas.microsoft.com/office/drawing/2015/10/21/chartex" xmlns:cx3="http://schemas.microsoft.com/office/drawing/2016/5/9/chartex" xmlns:cx4="http://schemas.microsoft.com/office/drawing/2016/5/10/chartex" xmlns:cx5="http://schemas.microsoft.com/office/drawing/2016/5/11/chartex" xmlns:cx6="http://schemas.microsoft.com/office/drawing/2016/5/12/chartex" xmlns:cx7="http://schemas.microsoft.com/office/drawing/2016/5/13/chartex" xmlns:cx8="http://schemas.microsoft.com/office/drawing/2016/5/14/chartex" xmlns:mc="http://schemas.openxmlformats.org/markup-compatibility/2006" xmlns:aink="http://schemas.microsoft.com/office/drawing/2016/ink" xmlns:am3d="http://schemas.microsoft.com/office/drawing/2017/model3d" xmlns:o="urn:schemas-microsoft-com:office:office" xmlns:r="http://schemas.openxmlformats.org/officeDocument/2006/relationships" xmlns:m="http://schemas.openxmlformats.org/officeDocument/2006/math" xmlns:v="urn:schemas-microsoft-com:vml" xmlns:wp14="http://schemas.microsoft.com/office/word/2010/wordprocessingDrawing" xmlns:wp="http://schemas.openxmlformats.org/drawingml/2006/wordprocessingDrawing" xmlns:w10="urn:schemas-microsoft-com:office:word" xmlns:w="http://schemas.openxmlformats.org/wordprocessingml/2006/main" xmlns:w14="http://schemas.microsoft.com/office/word/2010/wordml" xmlns:w15="http://schemas.microsoft.com/office/word/2012/wordml" xmlns:w16cex="http://schemas.microsoft.com/office/word/2018/wordml/cex" xmlns:w16cid="http://schemas.microsoft.com/office/word/2016/wordml/cid" xmlns:w16="http://schemas.microsoft.com/office/word/2018/wordml" xmlns:w16sdtdh="http://schemas.microsoft.com/office/word/2020/wordml/sdtdatahash" xmlns:w16se="http://schemas.microsoft.com/office/word/2015/wordml/symex" xmlns:wpg="http://schemas.microsoft.com/office/word/2010/wordprocessingGroup" xmlns:wpi="http://schemas.microsoft.com/office/word/2010/wordprocessingInk" xmlns:wne="http://schemas.microsoft.com/office/word/2006/wordml" xmlns:wps="http://schemas.microsoft.com/office/word/2010/wordprocessingShape"/>
+</file>
+
+<file path=word\document.xml><?xml version="1.0" encoding="utf-8"?>
+<w:document xmlns:wpc="http://schemas.microsoft.com/office/word/2010/wordprocessingCanvas" xmlns:mc="http://schemas.openxmlformats.org/markup-compatibility/2006" xmlns:o="urn:schemas-microsoft-com:office:office" xmlns:r="http://schemas.openxmlformats.org/officeDocument/2006/relationships" xmlns:m="http://schemas.openxmlformats.org/officeDocument/2006/math" xmlns:v="urn:schemas-microsoft-com:vml" xmlns:wp14="http://schemas.microsoft.com/office/word/2010/wordprocessingDrawing" xmlns:wp="http://schemas.openxmlformats.org/drawingml/2006/wordprocessingDrawing" xmlns:w10="urn:schemas-microsoft-com:office:word" xmlns:w="http://schemas.openxmlformats.org/wordprocessingml/2006/main" xmlns:w14="http://schemas.microsoft.com/office/word/2010/wordml" xmlns:w15="http://schemas.microsoft.com/office/word/2012/wordml" xmlns:wpg="http://schemas.microsoft.com/office/word/2010/wordprocessingGroup" xmlns:wpi="http://schemas.microsoft.com/office/word/2010/wordprocessingInk" xmlns:wne="http://schemas.microsoft.com/office/word/2006/wordml" xmlns:wps="http://schemas.microsoft.com/office/word/2010/wordprocessingShape" xmlns:cx="http://schemas.microsoft.com/office/drawing/2014/chartex" xmlns:cx1="http://schemas.microsoft.com/office/drawing/2015/9/8/chartex" xmlns:cx2="http://schemas.microsoft.com/office/drawing/2015/10/21/chartex" xmlns:cx3="http://schemas.microsoft.com/office/drawing/2016/5/9/chartex" xmlns:cx4="http://schemas.microsoft.com/office/drawing/2016/5/10/chartex" xmlns:cx5="http://schemas.microsoft.com/office/drawing/2016/5/11/chartex" xmlns:cx6="http://schemas.microsoft.com/office/drawing/2016/5/12/chartex" xmlns:cx7="http://schemas.microsoft.com/office/drawing/2016/5/13/chartex" xmlns:cx8="http://schemas.microsoft.com/office/drawing/2016/5/14/chartex" xmlns:aink="http://schemas.microsoft.com/office/drawing/2016/ink" xmlns:am3d="http://schemas.microsoft.com/office/drawing/2017/model3d" xmlns:w16cex="http://schemas.microsoft.com/office/word/2018/wordml/cex" xmlns:w16cid="http://schemas.microsoft.com/office/word/2016/wordml/cid" xmlns:w16="http://schemas.microsoft.com/office/word/2018/wordml" xmlns:w16sdtdh="http://schemas.microsoft.com/office/word/2020/wordml/sdtdatahash" xmlns:w16se="http://schemas.microsoft.com/office/word/2015/wordml/symex" mc:Ignorable="w14 w15 wp14">
+  <w:body>
+    <w:p>
+      <w:pPr>
+        <w:spacing w:after="200"/>
+      </w:pPr>
+    </w:p>
+    <w:p>
+      <w:pPr>
+        <w:spacing w:after="60"/>
+      </w:pPr>
+      <w:r>
+        <w:rPr>
+          <w:rFonts w:ascii="Calibri" w:cs="Calibri" w:eastAsia="Calibri" w:hAnsi="Calibri"/>
+          <w:b/>
+          <w:bCs/>
+          <w:color w:val="1A1A2E"/>
+          <w:sz w:val="52"/>
+          <w:szCs w:val="52"/>
+        </w:rPr>
+        <w:t xml:space="preserve">Itatí Martínez Leiva</w:t>
+      </w:r>
+    </w:p>
+    <w:p>
+      <w:pPr>
+        <w:spacing w:after="60"/>
+      </w:pPr>
+      <w:r>
+        <w:rPr>
+          <w:rFonts w:ascii="Calibri" w:cs="Calibri" w:eastAsia="Calibri" w:hAnsi="Calibri"/>
+          <w:color w:val="7B2D3E"/>
+          <w:sz w:val="24"/>
+          <w:szCs w:val="24"/>
+        </w:rPr>
+        <w:t xml:space="preserve">Especialista en estrategia de comunicación y automatización por email</w:t>
+      </w:r>
+    </w:p>
+    <w:p>
+      <w:pPr>
+        <w:pBdr>
+          <w:bottom w:val="single" w:color="7B2D3E" w:sz="12" w:space="1"/>
+        </w:pBdr>
+        <w:spacing w:after="280"/>
+      </w:pPr>
+    </w:p>
+    <w:p>
+      <w:pPr>
+        <w:spacing w:after="120" w:before="60"/>
+      </w:pPr>
+      <w:r>
+        <w:rPr>
+          <w:rFonts w:ascii="Calibri" w:cs="Calibri" w:eastAsia="Calibri" w:hAnsi="Calibri"/>
+          <w:b/>
+          <w:bCs/>
+          <w:color w:val="1A1A2E"/>
+          <w:sz w:val="26"/>
+          <w:szCs w:val="26"/>
+        </w:rPr>
+        <w:t xml:space="preserve">Perfil profesional</w:t>
+      </w:r>
+    </w:p>
+    <w:p>
+      <w:pPr>
+        <w:spacing w:after="140" w:before="0"/>
+      </w:pPr>
+      <w:r>
+        <w:rPr>
+          <w:rFonts w:ascii="Calibri" w:cs="Calibri" w:eastAsia="Calibri" w:hAnsi="Calibri"/>
+          <w:i w:val="false"/>
+          <w:iCs w:val="false"/>
+          <w:color w:val="1A1A2E"/>
+          <w:sz w:val="22"/>
+          <w:szCs w:val="22"/>
+        </w:rPr>
+        <w:t xml:space="preserve">Licenciada en Relaciones Públicas e Institucionales. Certificada en Project Management por Google. Me desempeño como Customer Success Representative en Doppler —plataforma líder de Email Marketing y automatización— donde gestiono cuentas estratégicas, diseño flujos de comunicación y lidero proyectos orientados a la retención y fidelización de clientes.</w:t>
+      </w:r>
+    </w:p>
+    <w:p>
+      <w:pPr>
+        <w:spacing w:after="140" w:before="0"/>
+      </w:pPr>
+      <w:r>
+        <w:rPr>
+          <w:rFonts w:ascii="Calibri" w:cs="Calibri" w:eastAsia="Calibri" w:hAnsi="Calibri"/>
+          <w:i w:val="false"/>
+          <w:iCs w:val="false"/>
+          <w:color w:val="1A1A2E"/>
+          <w:sz w:val="22"/>
+          <w:szCs w:val="22"/>
+        </w:rPr>
+        <w:t xml:space="preserve">Combino criterio estratégico en comunicación de marca con capacidad de ejecución técnica en herramientas de automatización. Mi formación en gestión de proyectos me permite trabajar con metodología estructurada, respetar procesos y anticipar cada etapa del trabajo.</w:t>
+      </w:r>
+    </w:p>
+    <w:p>
+      <w:pPr>
+        <w:pBdr>
+          <w:bottom w:val="single" w:color="DDDDDD" w:sz="4" w:space="1"/>
+        </w:pBdr>
+        <w:spacing w:after="280" w:before="160"/>
+      </w:pPr>
+    </w:p>
+    <w:p>
+      <w:pPr>
+        <w:spacing w:after="120" w:before="60"/>
+      </w:pPr>
+      <w:r>
+        <w:rPr>
+          <w:rFonts w:ascii="Calibri" w:cs="Calibri" w:eastAsia="Calibri" w:hAnsi="Calibri"/>
+          <w:b/>
+          <w:bCs/>
+          <w:color w:val="1A1A2E"/>
+          <w:sz w:val="26"/>
+          <w:szCs w:val="26"/>
+        </w:rPr>
+        <w:t xml:space="preserve">¿Qué ofrezco a tu agencia?</w:t>
+      </w:r>
+    </w:p>
+    <w:p>
+      <w:pPr>
+        <w:spacing w:after="140" w:before="0"/>
+      </w:pPr>
+      <w:r>
+        <w:rPr>
+          <w:rFonts w:ascii="Calibri" w:cs="Calibri" w:eastAsia="Calibri" w:hAnsi="Calibri"/>
+          <w:i w:val="false"/>
+          <w:iCs w:val="false"/>
+          <w:color w:val="1A1A2E"/>
+          <w:sz w:val="22"/>
+          <w:szCs w:val="22"/>
+        </w:rPr>
+        <w:t xml:space="preserve">Si tenés clientes que necesitan email marketing y no lo estás cubriendo, puedo ser tu especialista externa. Trabajo de forma coordinada, bajo los lineamientos de tu agencia y sin interferir en la relación que ya construiste con tu cliente. Me integro a tu flujo de trabajo aportando tanto en estrategia como en ejecución.</w:t>
+      </w:r>
+    </w:p>
+    <w:p>
+      <w:pPr>
+        <w:spacing w:after="160"/>
+      </w:pPr>
+    </w:p>
+    <w:tbl>
+      <w:tblPr>
+        <w:tblW w:type="dxa" w:w="9026"/>
+        <w:tblBorders>
+          <w:top w:val="single" w:color="auto" w:sz="4"/>
+          <w:left w:val="single" w:color="auto" w:sz="4"/>
+          <w:bottom w:val="single" w:color="auto" w:sz="4"/>
+          <w:right w:val="single" w:color="auto" w:sz="4"/>
+          <w:insideH w:val="single" w:color="auto" w:sz="4"/>
+          <w:insideV w:val="single" w:color="auto" w:sz="4"/>
+        </w:tblBorders>
+      </w:tblPr>
+      <w:tblGrid>
+        <w:gridCol w:w="4513"/>
+        <w:gridCol w:w="4513"/>
+      </w:tblGrid>
+      <w:tr>
+        <w:tc>
+          <w:tcPr>
+            <w:tcW w:type="dxa" w:w="4513"/>
+            <w:tcBorders>
+              <w:top w:val="none" w:color="FFFFFF" w:sz="0"/>
+              <w:left w:val="none" w:color="FFFFFF" w:sz="0"/>
+              <w:bottom w:val="none" w:color="FFFFFF" w:sz="0"/>
+              <w:right w:val="none" w:color="FFFFFF" w:sz="0"/>
+            </w:tcBorders>
+            <w:shd w:fill="F7F0F2" w:val="clear"/>
+            <w:tcMar>
+              <w:top w:type="dxa" w:w="200"/>
+              <w:left w:type="dxa" w:w="220"/>
+              <w:bottom w:type="dxa" w:w="200"/>
+              <w:right w:type="dxa" w:w="220"/>
+            </w:tcMar>
+            <w:vAlign w:val="top"/>
+          </w:tcPr>
+          <w:p>
+            <w:pPr>
+              <w:spacing w:after="100"/>
+            </w:pPr>
+            <w:r>
+              <w:rPr>
+                <w:rFonts w:ascii="Calibri" w:cs="Calibri" w:eastAsia="Calibri" w:hAnsi="Calibri"/>
+                <w:b/>
+                <w:bCs/>
+                <w:color w:val="7B2D3E"/>
+                <w:sz w:val="23"/>
+                <w:szCs w:val="23"/>
+              </w:rPr>
+              <w:t xml:space="preserve">01 — Setup inicial</w:t>
+            </w:r>
+          </w:p>
+          <w:p>
+            <w:pPr>
+              <w:pStyle w:val="ListParagraph"/>
+              <w:numPr>
+                <w:ilvl w:val="0"/>
+                <w:numId w:val="2"/>
+              </w:numPr>
+              <w:spacing w:after="60"/>
+            </w:pPr>
+            <w:r>
+              <w:rPr>
+                <w:rFonts w:ascii="Calibri" w:cs="Calibri" w:eastAsia="Calibri" w:hAnsi="Calibri"/>
+                <w:color w:val="1A1A2E"/>
+                <w:sz w:val="21"/>
+                <w:szCs w:val="21"/>
+              </w:rPr>
+              <w:t xml:space="preserve">Diagnóstico inicial de la cuenta</w:t>
+            </w:r>
+          </w:p>
+          <w:p>
+            <w:pPr>
+              <w:pStyle w:val="ListParagraph"/>
+              <w:numPr>
+                <w:ilvl w:val="0"/>
+                <w:numId w:val="2"/>
+              </w:numPr>
+              <w:spacing w:after="60"/>
+            </w:pPr>
+            <w:r>
+              <w:rPr>
+                <w:rFonts w:ascii="Calibri" w:cs="Calibri" w:eastAsia="Calibri" w:hAnsi="Calibri"/>
+                <w:color w:val="1A1A2E"/>
+                <w:sz w:val="21"/>
+                <w:szCs w:val="21"/>
+              </w:rPr>
+              <w:t xml:space="preserve">Definición de objetivos y estrategia según industria</w:t>
+            </w:r>
+          </w:p>
+          <w:p>
+            <w:pPr>
+              <w:pStyle w:val="ListParagraph"/>
+              <w:numPr>
+                <w:ilvl w:val="0"/>
+                <w:numId w:val="2"/>
+              </w:numPr>
+              <w:spacing w:after="60"/>
+            </w:pPr>
+            <w:r>
+              <w:rPr>
+                <w:rFonts w:ascii="Calibri" w:cs="Calibri" w:eastAsia="Calibri" w:hAnsi="Calibri"/>
+                <w:color w:val="1A1A2E"/>
+                <w:sz w:val="21"/>
+                <w:szCs w:val="21"/>
+              </w:rPr>
+              <w:t xml:space="preserve">Relevamiento y evaluación de base de contactos</w:t>
+            </w:r>
+          </w:p>
+          <w:p>
+            <w:pPr>
+              <w:pStyle w:val="ListParagraph"/>
+              <w:numPr>
+                <w:ilvl w:val="0"/>
+                <w:numId w:val="2"/>
+              </w:numPr>
+              <w:spacing w:after="60"/>
+            </w:pPr>
+            <w:r>
+              <w:rPr>
+                <w:rFonts w:ascii="Calibri" w:cs="Calibri" w:eastAsia="Calibri" w:hAnsi="Calibri"/>
+                <w:color w:val="1A1A2E"/>
+                <w:sz w:val="21"/>
+                <w:szCs w:val="21"/>
+              </w:rPr>
+              <w:t xml:space="preserve">Configuración de flujos automatizados</w:t>
+            </w:r>
+          </w:p>
+          <w:p>
+            <w:pPr>
+              <w:pStyle w:val="ListParagraph"/>
+              <w:numPr>
+                <w:ilvl w:val="0"/>
+                <w:numId w:val="2"/>
+              </w:numPr>
+              <w:spacing w:after="60"/>
+            </w:pPr>
+            <w:r>
+              <w:rPr>
+                <w:rFonts w:ascii="Calibri" w:cs="Calibri" w:eastAsia="Calibri" w:hAnsi="Calibri"/>
+                <w:color w:val="1A1A2E"/>
+                <w:sz w:val="21"/>
+                <w:szCs w:val="21"/>
+              </w:rPr>
+              <w:t xml:space="preserve">Definición de plantillas necesarias</w:t>
+            </w:r>
+          </w:p>
+          <w:p>
+            <w:pPr>
+              <w:pStyle w:val="ListParagraph"/>
+              <w:numPr>
+                <w:ilvl w:val="0"/>
+                <w:numId w:val="2"/>
+              </w:numPr>
+              <w:spacing w:after="60"/>
+            </w:pPr>
+            <w:r>
+              <w:rPr>
+                <w:rFonts w:ascii="Calibri" w:cs="Calibri" w:eastAsia="Calibri" w:hAnsi="Calibri"/>
+                <w:color w:val="1A1A2E"/>
+                <w:sz w:val="21"/>
+                <w:szCs w:val="21"/>
+              </w:rPr>
+              <w:t xml:space="preserve">Delimitación de pasos a seguir</w:t>
+            </w:r>
+          </w:p>
+          <w:p>
+            <w:pPr>
+              <w:spacing w:after="100"/>
+            </w:pPr>
+          </w:p>
+          <w:p>
+            <w:r>
+              <w:rPr>
+                <w:rFonts w:ascii="Calibri" w:cs="Calibri" w:eastAsia="Calibri" w:hAnsi="Calibri"/>
+                <w:b/>
+                <w:bCs/>
+                <w:color w:val="1A1A2E"/>
+                <w:sz w:val="22"/>
+                <w:szCs w:val="22"/>
+              </w:rPr>
+              <w:t xml:space="preserve">A convenir</w:t>
+            </w:r>
+          </w:p>
+        </w:tc>
+        <w:tc>
+          <w:tcPr>
+            <w:tcW w:type="dxa" w:w="4513"/>
+            <w:tcBorders>
+              <w:top w:val="none" w:color="FFFFFF" w:sz="0"/>
+              <w:left w:val="none" w:color="FFFFFF" w:sz="0"/>
+              <w:bottom w:val="none" w:color="FFFFFF" w:sz="0"/>
+              <w:right w:val="none" w:color="FFFFFF" w:sz="0"/>
+            </w:tcBorders>
+            <w:shd w:fill="EDE3E6" w:val="clear"/>
+            <w:tcMar>
+              <w:top w:type="dxa" w:w="200"/>
+              <w:left w:type="dxa" w:w="220"/>
+              <w:bottom w:type="dxa" w:w="200"/>
+              <w:right w:type="dxa" w:w="220"/>
+            </w:tcMar>
+            <w:vAlign w:val="top"/>
+          </w:tcPr>
+          <w:p>
+            <w:pPr>
+              <w:spacing w:after="100"/>
+            </w:pPr>
+            <w:r>
+              <w:rPr>
+                <w:rFonts w:ascii="Calibri" w:cs="Calibri" w:eastAsia="Calibri" w:hAnsi="Calibri"/>
+                <w:b/>
+                <w:bCs/>
+                <w:color w:val="7B2D3E"/>
+                <w:sz w:val="23"/>
+                <w:szCs w:val="23"/>
+              </w:rPr>
+              <w:t xml:space="preserve">02 — Gestión mensual</w:t>
+            </w:r>
+          </w:p>
+          <w:p>
+            <w:pPr>
+              <w:pStyle w:val="ListParagraph"/>
+              <w:numPr>
+                <w:ilvl w:val="0"/>
+                <w:numId w:val="2"/>
+              </w:numPr>
+              <w:spacing w:after="60"/>
+            </w:pPr>
+            <w:r>
+              <w:rPr>
+                <w:rFonts w:ascii="Calibri" w:cs="Calibri" w:eastAsia="Calibri" w:hAnsi="Calibri"/>
+                <w:color w:val="1A1A2E"/>
+                <w:sz w:val="21"/>
+                <w:szCs w:val="21"/>
+              </w:rPr>
+              <w:t xml:space="preserve">Programación y envío de campañas</w:t>
+            </w:r>
+          </w:p>
+          <w:p>
+            <w:pPr>
+              <w:pStyle w:val="ListParagraph"/>
+              <w:numPr>
+                <w:ilvl w:val="0"/>
+                <w:numId w:val="2"/>
+              </w:numPr>
+              <w:spacing w:after="60"/>
+            </w:pPr>
+            <w:r>
+              <w:rPr>
+                <w:rFonts w:ascii="Calibri" w:cs="Calibri" w:eastAsia="Calibri" w:hAnsi="Calibri"/>
+                <w:color w:val="1A1A2E"/>
+                <w:sz w:val="21"/>
+                <w:szCs w:val="21"/>
+              </w:rPr>
+              <w:t xml:space="preserve">Mantenimiento y optimización de automatizaciones</w:t>
+            </w:r>
+          </w:p>
+          <w:p>
+            <w:pPr>
+              <w:pStyle w:val="ListParagraph"/>
+              <w:numPr>
+                <w:ilvl w:val="0"/>
+                <w:numId w:val="2"/>
+              </w:numPr>
+              <w:spacing w:after="60"/>
+            </w:pPr>
+            <w:r>
+              <w:rPr>
+                <w:rFonts w:ascii="Calibri" w:cs="Calibri" w:eastAsia="Calibri" w:hAnsi="Calibri"/>
+                <w:color w:val="1A1A2E"/>
+                <w:sz w:val="21"/>
+                <w:szCs w:val="21"/>
+              </w:rPr>
+              <w:t xml:space="preserve">Higiene y segmentación de base de contactos</w:t>
+            </w:r>
+          </w:p>
+          <w:p>
+            <w:pPr>
+              <w:pStyle w:val="ListParagraph"/>
+              <w:numPr>
+                <w:ilvl w:val="0"/>
+                <w:numId w:val="2"/>
+              </w:numPr>
+              <w:spacing w:after="60"/>
+            </w:pPr>
+            <w:r>
+              <w:rPr>
+                <w:rFonts w:ascii="Calibri" w:cs="Calibri" w:eastAsia="Calibri" w:hAnsi="Calibri"/>
+                <w:color w:val="1A1A2E"/>
+                <w:sz w:val="21"/>
+                <w:szCs w:val="21"/>
+              </w:rPr>
+              <w:t xml:space="preserve">Reporte mensual de métricas y resultados</w:t>
+            </w:r>
+          </w:p>
+          <w:p>
+            <w:pPr>
+              <w:spacing w:after="100"/>
+            </w:pPr>
+          </w:p>
+          <w:p>
+            <w:r>
+              <w:rPr>
+                <w:rFonts w:ascii="Calibri" w:cs="Calibri" w:eastAsia="Calibri" w:hAnsi="Calibri"/>
+                <w:b/>
+                <w:bCs/>
+                <w:color w:val="1A1A2E"/>
+                <w:sz w:val="22"/>
+                <w:szCs w:val="22"/>
+              </w:rPr>
+              <w:t xml:space="preserve">A convenir</w:t>
+            </w:r>
+          </w:p>
+        </w:tc>
+      </w:tr>
+    </w:tbl>
+    <w:p>
+      <w:pPr>
+        <w:spacing w:after="120"/>
+      </w:pPr>
+    </w:p>
+    <w:p>
+      <w:pPr>
+        <w:spacing w:after="60" w:before="60"/>
+      </w:pPr>
+      <w:r>
+        <w:rPr>
+          <w:rFonts w:ascii="Calibri" w:cs="Calibri" w:eastAsia="Calibri" w:hAnsi="Calibri"/>
+          <w:i/>
+          <w:iCs/>
+          <w:color w:val="6B6B7B"/>
+          <w:sz w:val="19"/>
+          <w:szCs w:val="19"/>
+        </w:rPr>
+        <w:t xml:space="preserve">* La definición de plantillas incluye la especificación de estructura, copys y criterios de diseño. Su desarrollo visual o en HTML queda a cargo del equipo de diseño de la agencia.</w:t>
+      </w:r>
+    </w:p>
+    <w:p>
+      <w:pPr>
+        <w:spacing w:after="60" w:before="60"/>
+      </w:pPr>
+      <w:r>
+        <w:rPr>
+          <w:rFonts w:ascii="Calibri" w:cs="Calibri" w:eastAsia="Calibri" w:hAnsi="Calibri"/>
+          <w:i/>
+          <w:iCs/>
+          <w:color w:val="6B6B7B"/>
+          <w:sz w:val="19"/>
+          <w:szCs w:val="19"/>
+        </w:rPr>
+        <w:t xml:space="preserve">* El plan de la plataforma de envíos no está incluido en mi tarifa. Debe ser abonado directamente por la agencia o el cliente final.</w:t>
+      </w:r>
+    </w:p>
+    <w:p>
+      <w:pPr>
+        <w:spacing w:after="80"/>
+      </w:pPr>
+    </w:p>
+    <w:p>
+      <w:pPr>
+        <w:spacing w:after="140" w:before="0"/>
+      </w:pPr>
+      <w:r>
+        <w:rPr>
+          <w:rFonts w:ascii="Calibri" w:cs="Calibri" w:eastAsia="Calibri" w:hAnsi="Calibri"/>
+          <w:i/>
+          <w:iCs/>
+          <w:color w:val="6B6B7B"/>
+          <w:sz w:val="22"/>
+          <w:szCs w:val="22"/>
+        </w:rPr>
+        <w:t xml:space="preserve">Las tarifas se definen a convenir según el volumen, la complejidad y las características de cada cliente. El objetivo es que el servicio sea accesible para tu agencia y rentable para ambas partes.</w:t>
+      </w:r>
+    </w:p>
+    <w:p>
+      <w:pPr>
+        <w:pBdr>
+          <w:bottom w:val="single" w:color="DDDDDD" w:sz="4" w:space="1"/>
+        </w:pBdr>
+        <w:spacing w:after="280" w:before="160"/>
+      </w:pPr>
+    </w:p>
+    <w:p>
+      <w:pPr>
+        <w:spacing w:after="120" w:before="60"/>
+      </w:pPr>
+      <w:r>
+        <w:rPr>
+          <w:rFonts w:ascii="Calibri" w:cs="Calibri" w:eastAsia="Calibri" w:hAnsi="Calibri"/>
+          <w:b/>
+          <w:bCs/>
+          <w:color w:val="1A1A2E"/>
+          <w:sz w:val="26"/>
+          <w:szCs w:val="26"/>
+        </w:rPr>
+        <w:t xml:space="preserve">Servicio complementario</w:t>
+      </w:r>
+    </w:p>
+    <w:p>
+      <w:pPr>
+        <w:spacing w:after="140" w:before="0"/>
+      </w:pPr>
+      <w:r>
+        <w:rPr>
+          <w:rFonts w:ascii="Calibri" w:cs="Calibri" w:eastAsia="Calibri" w:hAnsi="Calibri"/>
+          <w:i w:val="false"/>
+          <w:iCs w:val="false"/>
+          <w:color w:val="1A1A2E"/>
+          <w:sz w:val="22"/>
+          <w:szCs w:val="22"/>
+        </w:rPr>
+        <w:t xml:space="preserve">Si el cliente o el equipo de la agencia tiene interés en capacitarse en Email Marketing —gestión de campañas, uso de plataforma, lectura de métricas— podemos armar un servicio de capacitación personalizado según las necesidades y el nivel de cada equipo.</w:t>
+      </w:r>
+    </w:p>
+    <w:p>
+      <w:pPr>
+        <w:pBdr>
+          <w:bottom w:val="single" w:color="DDDDDD" w:sz="4" w:space="1"/>
+        </w:pBdr>
+        <w:spacing w:after="280" w:before="160"/>
+      </w:pPr>
+    </w:p>
+    <w:p>
+      <w:pPr>
+        <w:spacing w:after="120" w:before="60"/>
+      </w:pPr>
+      <w:r>
+        <w:rPr>
+          <w:rFonts w:ascii="Calibri" w:cs="Calibri" w:eastAsia="Calibri" w:hAnsi="Calibri"/>
+          <w:b/>
+          <w:bCs/>
+          <w:color w:val="1A1A2E"/>
+          <w:sz w:val="26"/>
+          <w:szCs w:val="26"/>
+        </w:rPr>
+        <w:t xml:space="preserve">¿Cómo trabajamos?</w:t>
+      </w:r>
+    </w:p>
+    <w:tbl>
+      <w:tblPr>
+        <w:tblW w:type="dxa" w:w="9026"/>
+        <w:tblBorders>
+          <w:top w:val="single" w:color="auto" w:sz="4"/>
+          <w:left w:val="single" w:color="auto" w:sz="4"/>
+          <w:bottom w:val="single" w:color="auto" w:sz="4"/>
+          <w:right w:val="single" w:color="auto" w:sz="4"/>
+          <w:insideH w:val="single" w:color="auto" w:sz="4"/>
+          <w:insideV w:val="single" w:color="auto" w:sz="4"/>
+        </w:tblBorders>
+      </w:tblPr>
+      <w:tblGrid>
+        <w:gridCol w:w="700"/>
+        <w:gridCol w:w="8326"/>
+      </w:tblGrid>
+      <w:tr>
+        <w:tc>
+          <w:tcPr>
+            <w:tcW w:type="dxa" w:w="700"/>
+            <w:tcBorders>
+              <w:top w:val="none" w:color="FFFFFF" w:sz="0"/>
+              <w:left w:val="none" w:color="FFFFFF" w:sz="0"/>
+              <w:bottom w:val="none" w:color="FFFFFF" w:sz="0"/>
+              <w:right w:val="none" w:color="FFFFFF" w:sz="0"/>
+            </w:tcBorders>
+            <w:tcMar>
+              <w:top w:type="dxa" w:w="60"/>
+              <w:left w:type="dxa" w:w="0"/>
+              <w:bottom w:type="dxa" w:w="60"/>
+              <w:right w:type="dxa" w:w="160"/>
+            </w:tcMar>
+            <w:vAlign w:val="top"/>
+          </w:tcPr>
+          <w:p>
+            <w:r>
+              <w:rPr>
+                <w:rFonts w:ascii="Calibri" w:cs="Calibri" w:eastAsia="Calibri" w:hAnsi="Calibri"/>
+                <w:b/>
+                <w:bCs/>
+                <w:color w:val="7B2D3E"/>
+                <w:sz w:val="36"/>
+                <w:szCs w:val="36"/>
+              </w:rPr>
+              <w:t xml:space="preserve">1</w:t>
+            </w:r>
+          </w:p>
+        </w:tc>
+        <w:tc>
+          <w:tcPr>
+            <w:tcW w:type="dxa" w:w="8326"/>
+            <w:tcBorders>
+              <w:top w:val="none" w:color="FFFFFF" w:sz="0"/>
+              <w:left w:val="none" w:color="FFFFFF" w:sz="0"/>
+              <w:bottom w:val="none" w:color="FFFFFF" w:sz="0"/>
+              <w:right w:val="none" w:color="FFFFFF" w:sz="0"/>
+            </w:tcBorders>
+            <w:tcMar>
+              <w:top w:type="dxa" w:w="60"/>
+              <w:left w:type="dxa" w:w="0"/>
+              <w:bottom w:type="dxa" w:w="60"/>
+              <w:right w:type="dxa" w:w="0"/>
+            </w:tcMar>
+            <w:vAlign w:val="top"/>
+          </w:tcPr>
+          <w:p>
+            <w:pPr>
+              <w:spacing w:after="60"/>
+            </w:pPr>
+            <w:r>
+              <w:rPr>
+                <w:rFonts w:ascii="Calibri" w:cs="Calibri" w:eastAsia="Calibri" w:hAnsi="Calibri"/>
+                <w:b/>
+                <w:bCs/>
+                <w:color w:val="1A1A2E"/>
+                <w:sz w:val="22"/>
+                <w:szCs w:val="22"/>
+              </w:rPr>
+              <w:t xml:space="preserve">Nos conocemos</w:t>
+            </w:r>
+          </w:p>
+          <w:p>
+            <w:pPr>
+              <w:spacing w:after="100"/>
+            </w:pPr>
+            <w:r>
+              <w:rPr>
+                <w:rFonts w:ascii="Calibri" w:cs="Calibri" w:eastAsia="Calibri" w:hAnsi="Calibri"/>
+                <w:color w:val="6B6B7B"/>
+                <w:sz w:val="22"/>
+                <w:szCs w:val="22"/>
+              </w:rPr>
+              <w:t xml:space="preserve">Compartís el contexto: industria, base de contactos, objetivos y necesidades del cliente.</w:t>
+            </w:r>
+          </w:p>
+        </w:tc>
+      </w:tr>
+      <w:tr>
+        <w:tc>
+          <w:tcPr>
+            <w:tcW w:type="dxa" w:w="700"/>
+            <w:tcBorders>
+              <w:top w:val="none" w:color="FFFFFF" w:sz="0"/>
+              <w:left w:val="none" w:color="FFFFFF" w:sz="0"/>
+              <w:bottom w:val="none" w:color="FFFFFF" w:sz="0"/>
+              <w:right w:val="none" w:color="FFFFFF" w:sz="0"/>
+            </w:tcBorders>
+            <w:tcMar>
+              <w:top w:type="dxa" w:w="60"/>
+              <w:left w:type="dxa" w:w="0"/>
+              <w:bottom w:type="dxa" w:w="60"/>
+              <w:right w:type="dxa" w:w="160"/>
+            </w:tcMar>
+            <w:vAlign w:val="top"/>
+          </w:tcPr>
+          <w:p>
+            <w:r>
+              <w:rPr>
+                <w:rFonts w:ascii="Calibri" w:cs="Calibri" w:eastAsia="Calibri" w:hAnsi="Calibri"/>
+                <w:b/>
+                <w:bCs/>
+                <w:color w:val="7B2D3E"/>
+                <w:sz w:val="36"/>
+                <w:szCs w:val="36"/>
+              </w:rPr>
+              <w:t xml:space="preserve">2</w:t>
+            </w:r>
+          </w:p>
+        </w:tc>
+        <w:tc>
+          <w:tcPr>
+            <w:tcW w:type="dxa" w:w="8326"/>
+            <w:tcBorders>
+              <w:top w:val="none" w:color="FFFFFF" w:sz="0"/>
+              <w:left w:val="none" w:color="FFFFFF" w:sz="0"/>
+              <w:bottom w:val="none" w:color="FFFFFF" w:sz="0"/>
+              <w:right w:val="none" w:color="FFFFFF" w:sz="0"/>
+            </w:tcBorders>
+            <w:tcMar>
+              <w:top w:type="dxa" w:w="60"/>
+              <w:left w:type="dxa" w:w="0"/>
+              <w:bottom w:type="dxa" w:w="60"/>
+              <w:right w:type="dxa" w:w="0"/>
+            </w:tcMar>
+            <w:vAlign w:val="top"/>
+          </w:tcPr>
+          <w:p>
+            <w:pPr>
+              <w:spacing w:after="60"/>
+            </w:pPr>
+            <w:r>
+              <w:rPr>
+                <w:rFonts w:ascii="Calibri" w:cs="Calibri" w:eastAsia="Calibri" w:hAnsi="Calibri"/>
+                <w:b/>
+                <w:bCs/>
+                <w:color w:val="1A1A2E"/>
+                <w:sz w:val="22"/>
+                <w:szCs w:val="22"/>
+              </w:rPr>
+              <w:t xml:space="preserve">Diseñamos el plan</w:t>
+            </w:r>
+          </w:p>
+          <w:p>
+            <w:pPr>
+              <w:spacing w:after="100"/>
+            </w:pPr>
+            <w:r>
+              <w:rPr>
+                <w:rFonts w:ascii="Calibri" w:cs="Calibri" w:eastAsia="Calibri" w:hAnsi="Calibri"/>
+                <w:color w:val="6B6B7B"/>
+                <w:sz w:val="22"/>
+                <w:szCs w:val="22"/>
+              </w:rPr>
+              <w:t xml:space="preserve">Te presento cómo encarar el proyecto y acordamos la tarifa según el caso.</w:t>
+            </w:r>
+          </w:p>
+        </w:tc>
+      </w:tr>
+      <w:tr>
+        <w:tc>
+          <w:tcPr>
+            <w:tcW w:type="dxa" w:w="700"/>
+            <w:tcBorders>
+              <w:top w:val="none" w:color="FFFFFF" w:sz="0"/>
+              <w:left w:val="none" w:color="FFFFFF" w:sz="0"/>
+              <w:bottom w:val="none" w:color="FFFFFF" w:sz="0"/>
+              <w:right w:val="none" w:color="FFFFFF" w:sz="0"/>
+            </w:tcBorders>
+            <w:tcMar>
+              <w:top w:type="dxa" w:w="60"/>
+              <w:left w:type="dxa" w:w="0"/>
+              <w:bottom w:type="dxa" w:w="60"/>
+              <w:right w:type="dxa" w:w="160"/>
+            </w:tcMar>
+            <w:vAlign w:val="top"/>
+          </w:tcPr>
+          <w:p>
+            <w:r>
+              <w:rPr>
+                <w:rFonts w:ascii="Calibri" w:cs="Calibri" w:eastAsia="Calibri" w:hAnsi="Calibri"/>
+                <w:b/>
+                <w:bCs/>
+                <w:color w:val="7B2D3E"/>
+                <w:sz w:val="36"/>
+                <w:szCs w:val="36"/>
+              </w:rPr>
+              <w:t xml:space="preserve">3</w:t>
+            </w:r>
+          </w:p>
+        </w:tc>
+        <w:tc>
+          <w:tcPr>
+            <w:tcW w:type="dxa" w:w="8326"/>
+            <w:tcBorders>
+              <w:top w:val="none" w:color="FFFFFF" w:sz="0"/>
+              <w:left w:val="none" w:color="FFFFFF" w:sz="0"/>
+              <w:bottom w:val="none" w:color="FFFFFF" w:sz="0"/>
+              <w:right w:val="none" w:color="FFFFFF" w:sz="0"/>
+            </w:tcBorders>
+            <w:tcMar>
+              <w:top w:type="dxa" w:w="60"/>
+              <w:left w:type="dxa" w:w="0"/>
+              <w:bottom w:type="dxa" w:w="60"/>
+              <w:right w:type="dxa" w:w="0"/>
+            </w:tcMar>
+            <w:vAlign w:val="top"/>
+          </w:tcPr>
+          <w:p>
+            <w:pPr>
+              <w:spacing w:after="60"/>
+            </w:pPr>
+            <w:r>
+              <w:rPr>
+                <w:rFonts w:ascii="Calibri" w:cs="Calibri" w:eastAsia="Calibri" w:hAnsi="Calibri"/>
+                <w:b/>
+                <w:bCs/>
+                <w:color w:val="1A1A2E"/>
+                <w:sz w:val="22"/>
+                <w:szCs w:val="22"/>
+              </w:rPr>
+              <w:t xml:space="preserve">Ejecutamos y medimos</w:t>
+            </w:r>
+          </w:p>
+          <w:p>
+            <w:pPr>
+              <w:spacing w:after="100"/>
+            </w:pPr>
+            <w:r>
+              <w:rPr>
+                <w:rFonts w:ascii="Calibri" w:cs="Calibri" w:eastAsia="Calibri" w:hAnsi="Calibri"/>
+                <w:color w:val="6B6B7B"/>
+                <w:sz w:val="22"/>
+                <w:szCs w:val="22"/>
+              </w:rPr>
+              <w:t xml:space="preserve">Me coordino con tu agencia, ejecuto con foco en resultados y te mantengo informada con reportes en cada etapa.</w:t>
+            </w:r>
+          </w:p>
+        </w:tc>
+      </w:tr>
+    </w:tbl>
+    <w:p>
+      <w:pPr>
+        <w:pBdr>
+          <w:bottom w:val="single" w:color="DDDDDD" w:sz="4" w:space="1"/>
+        </w:pBdr>
+        <w:spacing w:after="280" w:before="160"/>
+      </w:pPr>
+    </w:p>
+    <w:p>
+      <w:pPr>
+        <w:spacing w:after="120" w:before="60"/>
+      </w:pPr>
+      <w:r>
+        <w:rPr>
+          <w:rFonts w:ascii="Calibri" w:cs="Calibri" w:eastAsia="Calibri" w:hAnsi="Calibri"/>
+          <w:b/>
+          <w:bCs/>
+          <w:color w:val="1A1A2E"/>
+          <w:sz w:val="26"/>
+          <w:szCs w:val="26"/>
+        </w:rPr>
+        <w:t xml:space="preserve">Política de bases de contactos</w:t>
+      </w:r>
+    </w:p>
+    <w:p>
+      <w:pPr>
+        <w:spacing w:after="140" w:before="0"/>
+      </w:pPr>
+      <w:r>
+        <w:rPr>
+          <w:rFonts w:ascii="Calibri" w:cs="Calibri" w:eastAsia="Calibri" w:hAnsi="Calibri"/>
+          <w:i w:val="false"/>
+          <w:iCs w:val="false"/>
+          <w:color w:val="1A1A2E"/>
+          <w:sz w:val="22"/>
+          <w:szCs w:val="22"/>
+        </w:rPr>
+        <w:t xml:space="preserve">Trabajo exclusivamente con bases de datos fidedignas: contactos que hayan dado su consentimiento expreso para recibir comunicaciones de la marca. No se utilizan bases compradas, cedidas sin consentimiento ni listas públicas.</w:t>
+      </w:r>
+    </w:p>
+    <w:p>
+      <w:pPr>
+        <w:spacing w:after="140" w:before="0"/>
+      </w:pPr>
+      <w:r>
+        <w:rPr>
+          <w:rFonts w:ascii="Calibri" w:cs="Calibri" w:eastAsia="Calibri" w:hAnsi="Calibri"/>
+          <w:i w:val="false"/>
+          <w:iCs w:val="false"/>
+          <w:color w:val="1A1A2E"/>
+          <w:sz w:val="22"/>
+          <w:szCs w:val="22"/>
+        </w:rPr>
+        <w:t xml:space="preserve">Se recomienda además trabajar con bases actualizadas. Una base desactualizada impacta negativamente en la entregabilidad y en las métricas generales de la campaña.</w:t>
+      </w:r>
+    </w:p>
+    <w:p>
+      <w:pPr>
+        <w:pBdr>
+          <w:bottom w:val="single" w:color="DDDDDD" w:sz="4" w:space="1"/>
+        </w:pBdr>
+        <w:spacing w:after="280" w:before="160"/>
+      </w:pPr>
+    </w:p>
+    <w:p>
+      <w:pPr>
+        <w:spacing w:after="120" w:before="60"/>
+      </w:pPr>
+      <w:r>
+        <w:rPr>
+          <w:rFonts w:ascii="Calibri" w:cs="Calibri" w:eastAsia="Calibri" w:hAnsi="Calibri"/>
+          <w:b/>
+          <w:bCs/>
+          <w:color w:val="1A1A2E"/>
+          <w:sz w:val="26"/>
+          <w:szCs w:val="26"/>
+        </w:rPr>
+        <w:t xml:space="preserve">¡Hablemos!</w:t>
+      </w:r>
+    </w:p>
+    <w:p>
+      <w:pPr>
+        <w:spacing w:after="140" w:before="0"/>
+      </w:pPr>
+      <w:r>
+        <w:rPr>
+          <w:rFonts w:ascii="Calibri" w:cs="Calibri" w:eastAsia="Calibri" w:hAnsi="Calibri"/>
+          <w:i w:val="false"/>
+          <w:iCs w:val="false"/>
+          <w:color w:val="1A1A2E"/>
+          <w:sz w:val="22"/>
+          <w:szCs w:val="22"/>
+        </w:rPr>
+        <w:t xml:space="preserve">Si tenés clientes que pidieron Email Marketing y no lo estás cubriendo, o simplemente te interesa sumar el servicio sin incorporar un recurso fijo, podemos explorar cómo trabajar juntos.</w:t>
+      </w:r>
+    </w:p>
+    <w:p>
+      <w:pPr>
+        <w:spacing w:after="140" w:before="0"/>
+      </w:pPr>
+      <w:r>
+        <w:rPr>
+          <w:rFonts w:ascii="Calibri" w:cs="Calibri" w:eastAsia="Calibri" w:hAnsi="Calibri"/>
+          <w:i w:val="false"/>
+          <w:iCs w:val="false"/>
+          <w:color w:val="1A1A2E"/>
+          <w:sz w:val="22"/>
+          <w:szCs w:val="22"/>
+        </w:rPr>
+        <w:t xml:space="preserve">Me interesa conocer los proyectos de tu agencia y ver de qué manera puedo aportar valor.</w:t>
+      </w:r>
+    </w:p>
+    <w:p>
+      <w:pPr>
+        <w:spacing w:after="160"/>
+      </w:pPr>
+    </w:p>
+    <w:tbl>
+      <w:tblPr>
+        <w:tblW w:type="dxa" w:w="9026"/>
+        <w:tblBorders>
+          <w:top w:val="single" w:color="auto" w:sz="4"/>
+          <w:left w:val="single" w:color="auto" w:sz="4"/>
+          <w:bottom w:val="single" w:color="auto" w:sz="4"/>
+          <w:right w:val="single" w:color="auto" w:sz="4"/>
+          <w:insideH w:val="single" w:color="auto" w:sz="4"/>
+          <w:insideV w:val="single" w:color="auto" w:sz="4"/>
+        </w:tblBorders>
+      </w:tblPr>
+      <w:tblGrid>
+        <w:gridCol w:w="1800"/>
+        <w:gridCol w:w="7226"/>
+      </w:tblGrid>
+      <w:tr>
+        <w:tc>
+          <w:tcPr>
+            <w:tcW w:type="dxa" w:w="1800"/>
+            <w:tcBorders>
+              <w:top w:val="none" w:color="FFFFFF" w:sz="0"/>
+              <w:left w:val="none" w:color="FFFFFF" w:sz="0"/>
+              <w:bottom w:val="none" w:color="FFFFFF" w:sz="0"/>
+              <w:right w:val="none" w:color="FFFFFF" w:sz="0"/>
+            </w:tcBorders>
+            <w:tcMar>
+              <w:top w:type="dxa" w:w="60"/>
+              <w:left w:type="dxa" w:w="0"/>
+              <w:bottom w:type="dxa" w:w="60"/>
+              <w:right w:type="dxa" w:w="120"/>
+            </w:tcMar>
+          </w:tcPr>
+          <w:p>
+            <w:r>
+              <w:rPr>
+                <w:rFonts w:ascii="Calibri" w:cs="Calibri" w:eastAsia="Calibri" w:hAnsi="Calibri"/>
+                <w:b/>
+                <w:bCs/>
+                <w:color w:val="7B2D3E"/>
+                <w:sz w:val="21"/>
+                <w:szCs w:val="21"/>
+              </w:rPr>
+              <w:t xml:space="preserve">Email</w:t>
+            </w:r>
+          </w:p>
+        </w:tc>
+        <w:tc>
+          <w:tcPr>
+            <w:tcW w:type="dxa" w:w="7226"/>
+            <w:tcBorders>
+              <w:top w:val="none" w:color="FFFFFF" w:sz="0"/>
+              <w:left w:val="none" w:color="FFFFFF" w:sz="0"/>
+              <w:bottom w:val="none" w:color="FFFFFF" w:sz="0"/>
+              <w:right w:val="none" w:color="FFFFFF" w:sz="0"/>
+            </w:tcBorders>
+            <w:tcMar>
+              <w:top w:type="dxa" w:w="60"/>
+              <w:left w:type="dxa" w:w="0"/>
+              <w:bottom w:type="dxa" w:w="60"/>
+              <w:right w:type="dxa" w:w="0"/>
+            </w:tcMar>
+          </w:tcPr>
+          <w:p>
+            <w:r>
+              <w:rPr>
+                <w:rFonts w:ascii="Calibri" w:cs="Calibri" w:eastAsia="Calibri" w:hAnsi="Calibri"/>
+                <w:color w:val="1A1A2E"/>
+                <w:sz w:val="21"/>
+                <w:szCs w:val="21"/>
+              </w:rPr>
+              <w:t xml:space="preserve">itatimartinezleiva03@gmail.com</w:t>
+            </w:r>
+          </w:p>
+        </w:tc>
+      </w:tr>
+      <w:tr>
+        <w:tc>
+          <w:tcPr>
+            <w:tcW w:type="dxa" w:w="1800"/>
+            <w:tcBorders>
+              <w:top w:val="none" w:color="FFFFFF" w:sz="0"/>
+              <w:left w:val="none" w:color="FFFFFF" w:sz="0"/>
+              <w:bottom w:val="none" w:color="FFFFFF" w:sz="0"/>
+              <w:right w:val="none" w:color="FFFFFF" w:sz="0"/>
+            </w:tcBorders>
+            <w:tcMar>
+              <w:top w:type="dxa" w:w="60"/>
+              <w:left w:type="dxa" w:w="0"/>
+              <w:bottom w:type="dxa" w:w="60"/>
+              <w:right w:type="dxa" w:w="120"/>
+            </w:tcMar>
+          </w:tcPr>
+          <w:p>
+            <w:r>
+              <w:rPr>
+                <w:rFonts w:ascii="Calibri" w:cs="Calibri" w:eastAsia="Calibri" w:hAnsi="Calibri"/>
+                <w:b/>
+                <w:bCs/>
+                <w:color w:val="7B2D3E"/>
+                <w:sz w:val="21"/>
+                <w:szCs w:val="21"/>
+              </w:rPr>
+              <w:t xml:space="preserve">WhatsApp</w:t>
+            </w:r>
+          </w:p>
+        </w:tc>
+        <w:tc>
+          <w:tcPr>
+            <w:tcW w:type="dxa" w:w="7226"/>
+            <w:tcBorders>
+              <w:top w:val="none" w:color="FFFFFF" w:sz="0"/>
+              <w:left w:val="none" w:color="FFFFFF" w:sz="0"/>
+              <w:bottom w:val="none" w:color="FFFFFF" w:sz="0"/>
+              <w:right w:val="none" w:color="FFFFFF" w:sz="0"/>
+            </w:tcBorders>
+            <w:tcMar>
+              <w:top w:type="dxa" w:w="60"/>
+              <w:left w:type="dxa" w:w="0"/>
+              <w:bottom w:type="dxa" w:w="60"/>
+              <w:right w:type="dxa" w:w="0"/>
+            </w:tcMar>
+          </w:tcPr>
+          <w:p>
+            <w:r>
+              <w:rPr>
+                <w:rFonts w:ascii="Calibri" w:cs="Calibri" w:eastAsia="Calibri" w:hAnsi="Calibri"/>
+                <w:color w:val="1A1A2E"/>
+                <w:sz w:val="21"/>
+                <w:szCs w:val="21"/>
+              </w:rPr>
+              <w:t xml:space="preserve">+54 9 223 671-4689</w:t>
+            </w:r>
+          </w:p>
+        </w:tc>
+      </w:tr>
+      <w:tr>
+        <w:tc>
+          <w:tcPr>
+            <w:tcW w:type="dxa" w:w="1800"/>
+            <w:tcBorders>
+              <w:top w:val="none" w:color="FFFFFF" w:sz="0"/>
+              <w:left w:val="none" w:color="FFFFFF" w:sz="0"/>
+              <w:bottom w:val="none" w:color="FFFFFF" w:sz="0"/>
+              <w:right w:val="none" w:color="FFFFFF" w:sz="0"/>
+            </w:tcBorders>
+            <w:tcMar>
+              <w:top w:type="dxa" w:w="60"/>
+              <w:left w:type="dxa" w:w="0"/>
+              <w:bottom w:type="dxa" w:w="60"/>
+              <w:right w:type="dxa" w:w="120"/>
+            </w:tcMar>
+          </w:tcPr>
+          <w:p>
+            <w:r>
+              <w:rPr>
+                <w:rFonts w:ascii="Calibri" w:cs="Calibri" w:eastAsia="Calibri" w:hAnsi="Calibri"/>
+                <w:b/>
+                <w:bCs/>
+                <w:color w:val="7B2D3E"/>
+                <w:sz w:val="21"/>
+                <w:szCs w:val="21"/>
+              </w:rPr>
+              <w:t xml:space="preserve">LinkedIn</w:t>
+            </w:r>
+          </w:p>
+        </w:tc>
+        <w:tc>
+          <w:tcPr>
+            <w:tcW w:type="dxa" w:w="7226"/>
+            <w:tcBorders>
+              <w:top w:val="none" w:color="FFFFFF" w:sz="0"/>
+              <w:left w:val="none" w:color="FFFFFF" w:sz="0"/>
+              <w:bottom w:val="none" w:color="FFFFFF" w:sz="0"/>
+              <w:right w:val="none" w:color="FFFFFF" w:sz="0"/>
+            </w:tcBorders>
+            <w:tcMar>
+              <w:top w:type="dxa" w:w="60"/>
+              <w:left w:type="dxa" w:w="0"/>
+              <w:bottom w:type="dxa" w:w="60"/>
+              <w:right w:type="dxa" w:w="0"/>
+            </w:tcMar>
+          </w:tcPr>
+          <w:p>
+            <w:r>
+              <w:rPr>
+                <w:rFonts w:ascii="Calibri" w:cs="Calibri" w:eastAsia="Calibri" w:hAnsi="Calibri"/>
+                <w:color w:val="1A1A2E"/>
+                <w:sz w:val="21"/>
+                <w:szCs w:val="21"/>
+              </w:rPr>
+              <w:t xml:space="preserve">linkedin.com/in/itatimartinezleiva</w:t>
+            </w:r>
+          </w:p>
+        </w:tc>
+      </w:tr>
+      <w:tr>
+        <w:tc>
+          <w:tcPr>
+            <w:tcW w:type="dxa" w:w="1800"/>
+            <w:tcBorders>
+              <w:top w:val="none" w:color="FFFFFF" w:sz="0"/>
+              <w:left w:val="none" w:color="FFFFFF" w:sz="0"/>
+              <w:bottom w:val="none" w:color="FFFFFF" w:sz="0"/>
+              <w:right w:val="none" w:color="FFFFFF" w:sz="0"/>
+            </w:tcBorders>
+            <w:tcMar>
+              <w:top w:type="dxa" w:w="60"/>
+              <w:left w:type="dxa" w:w="0"/>
+              <w:bottom w:type="dxa" w:w="60"/>
+              <w:right w:type="dxa" w:w="120"/>
+            </w:tcMar>
+          </w:tcPr>
+          <w:p>
+            <w:r>
+              <w:rPr>
+                <w:rFonts w:ascii="Calibri" w:cs="Calibri" w:eastAsia="Calibri" w:hAnsi="Calibri"/>
+                <w:b/>
+                <w:bCs/>
+                <w:color w:val="7B2D3E"/>
+                <w:sz w:val="21"/>
+                <w:szCs w:val="21"/>
+              </w:rPr>
+              <w:t xml:space="preserve">Ubicación</w:t>
+            </w:r>
+          </w:p>
+        </w:tc>
+        <w:tc>
+          <w:tcPr>
+            <w:tcW w:type="dxa" w:w="7226"/>
+            <w:tcBorders>
+              <w:top w:val="none" w:color="FFFFFF" w:sz="0"/>
+              <w:left w:val="none" w:color="FFFFFF" w:sz="0"/>
+              <w:bottom w:val="none" w:color="FFFFFF" w:sz="0"/>
+              <w:right w:val="none" w:color="FFFFFF" w:sz="0"/>
+            </w:tcBorders>
+            <w:tcMar>
+              <w:top w:type="dxa" w:w="60"/>
+              <w:left w:type="dxa" w:w="0"/>
+              <w:bottom w:type="dxa" w:w="60"/>
+              <w:right w:type="dxa" w:w="0"/>
+            </w:tcMar>
+          </w:tcPr>
+          <w:p>
+            <w:r>
+              <w:rPr>
+                <w:rFonts w:ascii="Calibri" w:cs="Calibri" w:eastAsia="Calibri" w:hAnsi="Calibri"/>
+                <w:color w:val="1A1A2E"/>
+                <w:sz w:val="21"/>
+                <w:szCs w:val="21"/>
+              </w:rPr>
+              <w:t xml:space="preserve">Mar del Plata, Argentina</w:t>
+            </w:r>
+          </w:p>
+        </w:tc>
+      </w:tr>
+    </w:tbl>
+    <w:sectPr>
+      <w:headerReference w:type="default" r:id="rId7"/>
+      <w:footerReference w:type="default" r:id="rId8"/>
+      <w:pgSz w:w="11906" w:h="16838" w:orient="portrait"/>
+      <w:pgMar w:top="1200" w:right="1300" w:bottom="1400" w:left="1300" w:header="708" w:footer="708" w:gutter="0"/>
+      <w:pgNumType/>
+      <w:docGrid w:linePitch="360"/>
+    </w:sectPr>
+  </w:body>
+</w:document>
+</file>
+
+<file path=word\endnotes.xml><?xml version="1.0" encoding="utf-8"?>
+<w:endnotes xmlns:wpc="http://schemas.microsoft.com/office/word/2010/wordprocessingCanvas" xmlns:mc="http://schemas.openxmlformats.org/markup-compatibility/2006" xmlns:o="urn:schemas-microsoft-com:office:office" xmlns:r="http://schemas.openxmlformats.org/officeDocument/2006/relationships" xmlns:m="http://schemas.openxmlformats.org/officeDocument/2006/math" xmlns:v="urn:schemas-microsoft-com:vml" xmlns:wp14="http://schemas.microsoft.com/office/word/2010/wordprocessingDrawing" xmlns:wp="http://schemas.openxmlformats.org/drawingml/2006/wordprocessingDrawing" xmlns:w10="urn:schemas-microsoft-com:office:word" xmlns:w="http://schemas.openxmlformats.org/wordprocessingml/2006/main" xmlns:w14="http://schemas.microsoft.com/office/word/2010/wordml" xmlns:w15="http://schemas.microsoft.com/office/word/2012/wordml" xmlns:wpg="http://schemas.microsoft.com/office/word/2010/wordprocessingGroup" xmlns:wpi="http://schemas.microsoft.com/office/word/2010/wordprocessingInk" xmlns:wne="http://schemas.microsoft.com/office/word/2006/wordml" xmlns:wps="http://schemas.microsoft.com/office/word/2010/wordprocessingShape" mc:Ignorable="w14 w15 wp14">
+  <w:endnote w:type="separator" w:id="-1">
+    <w:p>
+      <w:pPr>
+        <w:spacing w:after="0" w:line="240" w:lineRule="auto"/>
+      </w:pPr>
+      <w:r>
+        <w:rPr>
+          <w:rStyle w:val="EndnoteReference"/>
+        </w:rPr>
+        <w:endnoteRef/>
+      </w:r>
+      <w:r>
+        <w:separator/>
+      </w:r>
+    </w:p>
+  </w:endnote>
+  <w:endnote w:type="continuationSeparator" w:id="0">
+    <w:p>
+      <w:pPr>
+        <w:spacing w:after="0" w:line="240" w:lineRule="auto"/>
+      </w:pPr>
+      <w:r>
+        <w:rPr>
+          <w:rStyle w:val="EndnoteReference"/>
+        </w:rPr>
+        <w:endnoteRef/>
+      </w:r>
+      <w:r>
+        <w:continuationSeparator/>
+      </w:r>
+    </w:p>
+  </w:endnote>
+</w:endnotes>
+</file>
+
+<file path=word\fontTable.xml><?xml version="1.0" encoding="utf-8"?>
+<w:fonts xmlns:mc="http://schemas.openxmlformats.org/markup-compatibility/2006" xmlns:r="http://schemas.openxmlformats.org/officeDocument/2006/relationships" xmlns:w="http://schemas.openxmlformats.org/wordprocessingml/2006/main" xmlns:w14="http://schemas.microsoft.com/office/word/2010/wordml" xmlns:w15="http://schemas.microsoft.com/office/word/2012/wordml" xmlns:w16cex="http://schemas.microsoft.com/office/word/2018/wordml/cex" xmlns:w16cid="http://schemas.microsoft.com/office/word/2016/wordml/cid" xmlns:w16="http://schemas.microsoft.com/office/word/2018/wordml" xmlns:w16sdtdh="http://schemas.microsoft.com/office/word/2020/wordml/sdtdatahash" xmlns:w16se="http://schemas.microsoft.com/office/word/2015/wordml/symex" mc:Ignorable="w14 w15 w16se w16cid w16 w16cex w16sdtdh"/>
+</file>
+
+<file path=word\footer1.xml><?xml version="1.0" encoding="utf-8"?>
+<w:ftr xmlns:wpc="http://schemas.microsoft.com/office/word/2010/wordprocessingCanvas" xmlns:mc="http://schemas.openxmlformats.org/markup-compatibility/2006" xmlns:o="urn:schemas-microsoft-com:office:office" xmlns:r="http://schemas.openxmlformats.org/officeDocument/2006/relationships" xmlns:m="http://schemas.openxmlformats.org/officeDocument/2006/math" xmlns:v="urn:schemas-microsoft-com:vml" xmlns:wp14="http://schemas.microsoft.com/office/word/2010/wordprocessingDrawing" xmlns:wp="http://schemas.openxmlformats.org/drawingml/2006/wordprocessingDrawing" xmlns:w10="urn:schemas-microsoft-com:office:word" xmlns:w="http://schemas.openxmlformats.org/wordprocessingml/2006/main" xmlns:w14="http://schemas.microsoft.com/office/word/2010/wordml" xmlns:w15="http://schemas.microsoft.com/office/word/2012/wordml" xmlns:wpg="http://schemas.microsoft.com/office/word/2010/wordprocessingGroup" xmlns:wpi="http://schemas.microsoft.com/office/word/2010/wordprocessingInk" xmlns:wne="http://schemas.microsoft.com/office/word/2006/wordml" xmlns:wps="http://schemas.microsoft.com/office/word/2010/wordprocessingShape">
+  <w:p>
+    <w:pPr>
+      <w:pBdr>
+        <w:top w:val="single" w:color="DDDDDD" w:sz="4" w:space="4"/>
+      </w:pBdr>
+      <w:tabs>
+        <w:tab w:val="right" w:pos="9026"/>
+      </w:tabs>
+    </w:pPr>
+    <w:r>
+      <w:rPr>
+        <w:rFonts w:ascii="Calibri" w:cs="Calibri" w:eastAsia="Calibri" w:hAnsi="Calibri"/>
+        <w:color w:val="6B6B7B"/>
+        <w:sz w:val="18"/>
+        <w:szCs w:val="18"/>
+      </w:rPr>
+      <w:t xml:space="preserve">itatimartinezleiva03@gmail.com   ·   +54 9 223 671-4689</w:t>
+    </w:r>
+    <w:r>
+      <w:rPr>
+        <w:rFonts w:ascii="Calibri" w:cs="Calibri" w:eastAsia="Calibri" w:hAnsi="Calibri"/>
+        <w:color w:val="6B6B7B"/>
+        <w:sz w:val="18"/>
+        <w:szCs w:val="18"/>
+      </w:rPr>
+      <w:t xml:space="preserve">	linkedin.com/in/itatimartinezleiva</w:t>
+    </w:r>
+  </w:p>
+</w:ftr>
+</file>
+
+<file path=word\footnotes.xml><?xml version="1.0" encoding="utf-8"?>
+<w:footnotes xmlns:wpc="http://schemas.microsoft.com/office/word/2010/wordprocessingCanvas" xmlns:mc="http://schemas.openxmlformats.org/markup-compatibility/2006" xmlns:o="urn:schemas-microsoft-com:office:office" xmlns:r="http://schemas.openxmlformats.org/officeDocument/2006/relationships" xmlns:m="http://schemas.openxmlformats.org/officeDocument/2006/math" xmlns:v="urn:schemas-microsoft-com:vml" xmlns:wp14="http://schemas.microsoft.com/office/word/2010/wordprocessingDrawing" xmlns:wp="http://schemas.openxmlformats.org/drawingml/2006/wordprocessingDrawing" xmlns:w10="urn:schemas-microsoft-com:office:word" xmlns:w="http://schemas.openxmlformats.org/wordprocessingml/2006/main" xmlns:w14="http://schemas.microsoft.com/office/word/2010/wordml" xmlns:w15="http://schemas.microsoft.com/office/word/2012/wordml" xmlns:wpg="http://schemas.microsoft.com/office/word/2010/wordprocessingGroup" xmlns:wpi="http://schemas.microsoft.com/office/word/2010/wordprocessingInk" xmlns:wne="http://schemas.microsoft.com/office/word/2006/wordml" xmlns:wps="http://schemas.microsoft.com/office/word/2010/wordprocessingShape" mc:Ignorable="w14 w15 wp14">
+  <w:footnote w:type="separator" w:id="-1">
+    <w:p>
+      <w:pPr>
+        <w:spacing w:after="0" w:line="240" w:lineRule="auto"/>
+      </w:pPr>
+      <w:r>
+        <w:rPr>
+          <w:rStyle w:val="FootnoteReference"/>
+        </w:rPr>
+        <w:footnoteRef/>
+      </w:r>
+      <w:r>
+        <w:separator/>
+      </w:r>
+    </w:p>
+  </w:footnote>
+  <w:footnote w:type="continuationSeparator" w:id="0">
+    <w:p>
+      <w:pPr>
+        <w:spacing w:after="0" w:line="240" w:lineRule="auto"/>
+      </w:pPr>
+      <w:r>
+        <w:rPr>
+          <w:rStyle w:val="FootnoteReference"/>
+        </w:rPr>
+        <w:footnoteRef/>
+      </w:r>
+      <w:r>
+        <w:continuationSeparator/>
+      </w:r>
+    </w:p>
+  </w:footnote>
+</w:footnotes>
+</file>
+
+<file path=word\header1.xml><?xml version="1.0" encoding="utf-8"?>
+<w:hdr xmlns:wpc="http://schemas.microsoft.com/office/word/2010/wordprocessingCanvas" xmlns:mc="http://schemas.openxmlformats.org/markup-compatibility/2006" xmlns:o="urn:schemas-microsoft-com:office:office" xmlns:r="http://schemas.openxmlformats.org/officeDocument/2006/relationships" xmlns:m="http://schemas.openxmlformats.org/officeDocument/2006/math" xmlns:v="urn:schemas-microsoft-com:vml" xmlns:wp14="http://schemas.microsoft.com/office/word/2010/wordprocessingDrawing" xmlns:wp="http://schemas.openxmlformats.org/drawingml/2006/wordprocessingDrawing" xmlns:w10="urn:schemas-microsoft-com:office:word" xmlns:w="http://schemas.openxmlformats.org/wordprocessingml/2006/main" xmlns:w14="http://schemas.microsoft.com/office/word/2010/wordml" xmlns:w15="http://schemas.microsoft.com/office/word/2012/wordml" xmlns:wpg="http://schemas.microsoft.com/office/word/2010/wordprocessingGroup" xmlns:wpi="http://schemas.microsoft.com/office/word/2010/wordprocessingInk" xmlns:wne="http://schemas.microsoft.com/office/word/2006/wordml" xmlns:wps="http://schemas.microsoft.com/office/word/2010/wordprocessingShape" xmlns:cx="http://schemas.microsoft.com/office/drawing/2014/chartex" xmlns:cx1="http://schemas.microsoft.com/office/drawing/2015/9/8/chartex" xmlns:cx2="http://schemas.microsoft.com/office/drawing/2015/10/21/chartex" xmlns:cx3="http://schemas.microsoft.com/office/drawing/2016/5/9/chartex" xmlns:cx4="http://schemas.microsoft.com/office/drawing/2016/5/10/chartex" xmlns:cx5="http://schemas.microsoft.com/office/drawing/2016/5/11/chartex" xmlns:cx6="http://schemas.microsoft.com/office/drawing/2016/5/12/chartex" xmlns:cx7="http://schemas.microsoft.com/office/drawing/2016/5/13/chartex" xmlns:cx8="http://schemas.microsoft.com/office/drawing/2016/5/14/chartex" xmlns:w16cid="http://schemas.microsoft.com/office/word/2016/wordml/cid" xmlns:w16se="http://schemas.microsoft.com/office/word/2015/wordml/symex">
+  <w:p>
+    <w:pPr>
+      <w:pBdr>
+        <w:bottom w:val="single" w:color="7B2D3E" w:sz="8" w:space="4"/>
+      </w:pBdr>
+      <w:spacing w:after="0"/>
+    </w:pPr>
+    <w:r>
+      <w:rPr>
+        <w:rFonts w:ascii="Calibri" w:cs="Calibri" w:eastAsia="Calibri" w:hAnsi="Calibri"/>
+        <w:b/>
+        <w:bCs/>
+        <w:color w:val="1A1A2E"/>
+        <w:sz w:val="22"/>
+        <w:szCs w:val="22"/>
+      </w:rPr>
+      <w:t xml:space="preserve">Itatí Martínez Leiva</w:t>
+    </w:r>
+    <w:r>
+      <w:rPr>
+        <w:rFonts w:ascii="Calibri" w:cs="Calibri" w:eastAsia="Calibri" w:hAnsi="Calibri"/>
+        <w:color w:val="6B6B7B"/>
+        <w:sz w:val="20"/>
+        <w:szCs w:val="20"/>
+      </w:rPr>
+      <w:t xml:space="preserve">   ·   Mar del Plata, Argentina</w:t>
+    </w:r>
+  </w:p>
+</w:hdr>
+</file>
+
+<file path=word\numbering.xml><?xml version="1.0" encoding="utf-8"?>
+<w:numbering xmlns:wpc="http://schemas.microsoft.com/office/word/2010/wordprocessingCanvas" xmlns:mc="http://schemas.openxmlformats.org/markup-compatibility/2006" xmlns:o="urn:schemas-microsoft-com:office:office" xmlns:r="http://schemas.openxmlformats.org/officeDocument/2006/relationships" xmlns:m="http://schemas.openxmlformats.org/officeDocument/2006/math" xmlns:v="urn:schemas-microsoft-com:vml" xmlns:wp14="http://schemas.microsoft.com/office/word/2010/wordprocessingDrawing" xmlns:wp="http://schemas.openxmlformats.org/drawingml/2006/wordprocessingDrawing" xmlns:w10="urn:schemas-microsoft-com:office:word" xmlns:w="http://schemas.openxmlformats.org/wordprocessingml/2006/main" xmlns:w14="http://schemas.microsoft.com/office/word/2010/wordml" xmlns:w15="http://schemas.microsoft.com/office/word/2012/wordml" xmlns:wpg="http://schemas.microsoft.com/office/word/2010/wordprocessingGroup" xmlns:wpi="http://schemas.microsoft.com/office/word/2010/wordprocessingInk" xmlns:wne="http://schemas.microsoft.com/office/word/2006/wordml" xmlns:wps="http://schemas.microsoft.com/office/word/2010/wordprocessingShape" mc:Ignorable="w14 w15 wp14">
+  <w:abstractNum w:abstractNumId="1" w15:restartNumberingAfterBreak="0">
+    <w:multiLevelType w:val="hybridMultilevel"/>
+    <w:lvl w:ilvl="0" w15:tentative="1">
+      <w:start w:val="1"/>
+      <w:numFmt w:val="bullet"/>
+      <w:lvlText w:val="●"/>
+      <w:lvlJc w:val="left"/>
+      <w:pPr>
+        <w:ind w:left="720" w:hanging="360"/>
+      </w:pPr>
+    </w:lvl>
+    <w:lvl w:ilvl="1" w15:tentative="1">
+      <w:start w:val="1"/>
+      <w:numFmt w:val="bullet"/>
+      <w:lvlText w:val="○"/>
+      <w:lvlJc w:val="left"/>
+      <w:pPr>
+        <w:ind w:left="1440" w:hanging="360"/>
+      </w:pPr>
+    </w:lvl>
+    <w:lvl w:ilvl="2" w15:tentative="1">
+      <w:start w:val="1"/>
+      <w:numFmt w:val="bullet"/>
+      <w:lvlText w:val="■"/>
+      <w:lvlJc w:val="left"/>
+      <w:pPr>
+        <w:ind w:left="2160" w:hanging="360"/>
+      </w:pPr>
+    </w:lvl>
+    <w:lvl w:ilvl="3" w15:tentative="1">
+      <w:start w:val="1"/>
+      <w:numFmt w:val="bullet"/>
+      <w:lvlText w:val="●"/>
+      <w:lvlJc w:val="left"/>
+      <w:pPr>
+        <w:ind w:left="2880" w:hanging="360"/>
+      </w:pPr>
+    </w:lvl>
+    <w:lvl w:ilvl="4" w15:tentative="1">
+      <w:start w:val="1"/>
+      <w:numFmt w:val="bullet"/>
+      <w:lvlText w:val="○"/>
+      <w:lvlJc w:val="left"/>
+      <w:pPr>
+        <w:ind w:left="3600" w:hanging="360"/>
+      </w:pPr>
+    </w:lvl>
+    <w:lvl w:ilvl="5" w15:tentative="1">
+      <w:start w:val="1"/>
+      <w:numFmt w:val="bullet"/>
+      <w:lvlText w:val="■"/>
+      <w:lvlJc w:val="left"/>
+      <w:pPr>
+        <w:ind w:left="4320" w:hanging="360"/>
+      </w:pPr>
+    </w:lvl>
+    <w:lvl w:ilvl="6" w15:tentative="1">
+      <w:start w:val="1"/>
+      <w:numFmt w:val="bullet"/>
+      <w:lvlText w:val="●"/>
+      <w:lvlJc w:val="left"/>
+      <w:pPr>
+        <w:ind w:left="5040" w:hanging="360"/>
+      </w:pPr>
+    </w:lvl>
+    <w:lvl w:ilvl="7" w15:tentative="1">
+      <w:start w:val="1"/>
+      <w:numFmt w:val="bullet"/>
+      <w:lvlText w:val="●"/>
+      <w:lvlJc w:val="left"/>
+      <w:pPr>
+        <w:ind w:left="5760" w:hanging="360"/>
+      </w:pPr>
+    </w:lvl>
+    <w:lvl w:ilvl="8" w15:tentative="1">
+      <w:start w:val="1"/>
+      <w:numFmt w:val="bullet"/>
+      <w:lvlText w:val="●"/>
+      <w:lvlJc w:val="left"/>
+      <w:pPr>
+        <w:ind w:left="6480" w:hanging="360"/>
+      </w:pPr>
+    </w:lvl>
+  </w:abstractNum>
+  <w:abstractNum w:abstractNumId="2" w15:restartNumberingAfterBreak="0">
+    <w:multiLevelType w:val="hybridMultilevel"/>
+    <w:lvl w:ilvl="0" w15:tentative="1">
+      <w:start w:val="1"/>
+      <w:numFmt w:val="bullet"/>
+      <w:lvlText w:val="·"/>
+      <w:lvlJc w:val="left"/>
+      <w:pPr>
+        <w:ind w:left="360" w:hanging="200"/>
+      </w:pPr>
+      <w:rPr>
+        <w:color w:val="7B2D3E"/>
+      </w:rPr>
+    </w:lvl>
+  </w:abstractNum>
+  <w:num w:numId="1">
+    <w:abstractNumId w:val="1"/>
+    <w:lvlOverride w:ilvl="0">
+      <w:startOverride w:val="1"/>
+    </w:lvlOverride>
+  </w:num>
+  <w:num w:numId="2">
+    <w:abstractNumId w:val="2"/>
+    <w:lvlOverride w:ilvl="0">
+      <w:startOverride w:val="1"/>
+    </w:lvlOverride>
+  </w:num>
+</w:numbering>
+</file>
+
+<file path=word\settings.xml><?xml version="1.0" encoding="utf-8"?>
+<w:settings xmlns:wpc="http://schemas.microsoft.com/office/word/2010/wordprocessingCanvas" xmlns:mc="http://schemas.openxmlformats.org/markup-compatibility/2006" xmlns:o="urn:schemas-microsoft-com:office:office" xmlns:r="http://schemas.openxmlformats.org/officeDocument/2006/relationships" xmlns:m="http://schemas.openxmlformats.org/officeDocument/2006/math" xmlns:v="urn:schemas-microsoft-com:vml" xmlns:wp14="http://schemas.microsoft.com/office/word/2010/wordprocessingDrawing" xmlns:wp="http://schemas.openxmlformats.org/drawingml/2006/wordprocessingDrawing" xmlns:w10="urn:schemas-microsoft-com:office:word" xmlns:w="http://schemas.openxmlformats.org/wordprocessingml/2006/main" xmlns:w14="http://schemas.microsoft.com/office/word/2010/wordml" xmlns:w15="http://schemas.microsoft.com/office/word/2012/wordml" xmlns:wpg="http://schemas.microsoft.com/office/word/2010/wordprocessingGroup" xmlns:wpi="http://schemas.microsoft.com/office/word/2010/wordprocessingInk" xmlns:wne="http://schemas.microsoft.com/office/word/2006/wordml" xmlns:wps="http://schemas.microsoft.com/office/word/2010/wordprocessingShape" mc:Ignorable="w14 w15 wp14">
+  <w:displayBackgroundShape/>
+  <w:evenAndOddHeaders w:val="false"/>
+  <w:compat>
+    <w:compatSetting w:val="15" w:name="compatibilityMode" w:uri="http://schemas.microsoft.com/office/word"/>
+  </w:compat>
+</w:settings>
+</file>
+
+<file path=word\styles.xml><?xml version="1.0" encoding="utf-8"?>
 <w:styles xmlns:mc="http://schemas.openxmlformats.org/markup-compatibility/2006" xmlns:r="http://schemas.openxmlformats.org/officeDocument/2006/relationships" xmlns:w="http://schemas.openxmlformats.org/wordprocessingml/2006/main" xmlns:w14="http://schemas.microsoft.com/office/word/2010/wordml" xmlns:w15="http://schemas.microsoft.com/office/word/2012/wordml" mc:Ignorable="w14 w15">
   <w:docDefaults>
     <w:rPrDefault/>
